--- a/3. MusicAndArts/1. CarnaticMusicPlusOthers/0. Books/SahajayogaBhajansAndNotes/0. Bhajans_WithWordToWordTranslations/4.RaagBilawalSong-Notes.docx
+++ b/3. MusicAndArts/1. CarnaticMusicPlusOthers/0. Books/SahajayogaBhajansAndNotes/0. Bhajans_WithWordToWordTranslations/4.RaagBilawalSong-Notes.docx
@@ -1,191 +1,189 @@
 
 <file path=word/document.xml><?xml version="1.0" encoding="utf-8"?>
-<w:document xmlns:mc="http://schemas.openxmlformats.org/markup-compatibility/2006" xmlns:o="urn:schemas-microsoft-com:office:office" xmlns:r="http://schemas.openxmlformats.org/officeDocument/2006/relationships" xmlns:m="http://schemas.openxmlformats.org/officeDocument/2006/math" xmlns:v="urn:schemas-microsoft-com:vml" xmlns:wp="http://schemas.openxmlformats.org/drawingml/2006/wordprocessingDrawing" xmlns:w10="urn:schemas-microsoft-com:office:word" xmlns:w="http://schemas.openxmlformats.org/wordprocessingml/2006/main" xmlns:wne="http://schemas.microsoft.com/office/word/2006/wordml" xmlns:sl="http://schemas.openxmlformats.org/schemaLibrary/2006/main" xmlns:a="http://schemas.openxmlformats.org/drawingml/2006/main" xmlns:pic="http://schemas.openxmlformats.org/drawingml/2006/picture" xmlns:c="http://schemas.openxmlformats.org/drawingml/2006/chart" xmlns:lc="http://schemas.openxmlformats.org/drawingml/2006/lockedCanvas" xmlns:dgm="http://schemas.openxmlformats.org/drawingml/2006/diagram" xmlns:wps="http://schemas.microsoft.com/office/word/2010/wordprocessingShape" xmlns:wpg="http://schemas.microsoft.com/office/word/2010/wordprocessingGroup" xmlns:w14="http://schemas.microsoft.com/office/word/2010/wordml" xmlns:w15="http://schemas.microsoft.com/office/word/2012/wordml" xmlns:w16="http://schemas.microsoft.com/office/word/2018/wordml" xmlns:w16cex="http://schemas.microsoft.com/office/word/2018/wordml/cex" xmlns:w16cid="http://schemas.microsoft.com/office/word/2016/wordml/cid" xmlns="http://schemas.microsoft.com/office/tasks/2019/documenttasks" xmlns:cr="http://schemas.microsoft.com/office/comments/2020/reactions">
+<w:document xmlns:wpc="http://schemas.microsoft.com/office/word/2010/wordprocessingCanvas" xmlns:cx="http://schemas.microsoft.com/office/drawing/2014/chartex" xmlns:cx1="http://schemas.microsoft.com/office/drawing/2015/9/8/chartex" xmlns:cx2="http://schemas.microsoft.com/office/drawing/2015/10/21/chartex" xmlns:cx3="http://schemas.microsoft.com/office/drawing/2016/5/9/chartex" xmlns:cx4="http://schemas.microsoft.com/office/drawing/2016/5/10/chartex" xmlns:cx5="http://schemas.microsoft.com/office/drawing/2016/5/11/chartex" xmlns:cx6="http://schemas.microsoft.com/office/drawing/2016/5/12/chartex" xmlns:cx7="http://schemas.microsoft.com/office/drawing/2016/5/13/chartex" xmlns:cx8="http://schemas.microsoft.com/office/drawing/2016/5/14/chartex" xmlns:mc="http://schemas.openxmlformats.org/markup-compatibility/2006" xmlns:aink="http://schemas.microsoft.com/office/drawing/2016/ink" xmlns:am3d="http://schemas.microsoft.com/office/drawing/2017/model3d" xmlns:o="urn:schemas-microsoft-com:office:office" xmlns:oel="http://schemas.microsoft.com/office/2019/extlst" xmlns:r="http://schemas.openxmlformats.org/officeDocument/2006/relationships" xmlns:m="http://schemas.openxmlformats.org/officeDocument/2006/math" xmlns:v="urn:schemas-microsoft-com:vml" xmlns:wp14="http://schemas.microsoft.com/office/word/2010/wordprocessingDrawing" xmlns:wp="http://schemas.openxmlformats.org/drawingml/2006/wordprocessingDrawing" xmlns:w10="urn:schemas-microsoft-com:office:word" xmlns:w="http://schemas.openxmlformats.org/wordprocessingml/2006/main" xmlns:w14="http://schemas.microsoft.com/office/word/2010/wordml" xmlns:w15="http://schemas.microsoft.com/office/word/2012/wordml" xmlns:w16cex="http://schemas.microsoft.com/office/word/2018/wordml/cex" xmlns:w16cid="http://schemas.microsoft.com/office/word/2016/wordml/cid" xmlns:w16="http://schemas.microsoft.com/office/word/2018/wordml" xmlns:w16du="http://schemas.microsoft.com/office/word/2023/wordml/word16du" xmlns:w16sdtdh="http://schemas.microsoft.com/office/word/2020/wordml/sdtdatahash" xmlns:w16sdtfl="http://schemas.microsoft.com/office/word/2024/wordml/sdtformatlock" xmlns:w16se="http://schemas.microsoft.com/office/word/2015/wordml/symex" xmlns:wpg="http://schemas.microsoft.com/office/word/2010/wordprocessingGroup" xmlns:wpi="http://schemas.microsoft.com/office/word/2010/wordprocessingInk" xmlns:wne="http://schemas.microsoft.com/office/word/2006/wordml" xmlns:wps="http://schemas.microsoft.com/office/word/2010/wordprocessingShape" mc:Ignorable="w14 w15 w16se w16cid w16 w16cex w16sdtdh w16sdtfl w16du wp14">
   <w:body>
     <w:sdt>
       <w:sdtPr>
+        <w:tag w:val="goog_rdk_4"/>
         <w:id w:val="1831499867"/>
-        <w:tag w:val="goog_rdk_4"/>
+      </w:sdtPr>
+      <w:sdtContent>
+        <w:p>
+          <w:r>
+            <w:t xml:space="preserve">Raag Bilawal: </w:t>
+          </w:r>
+          <w:sdt>
+            <w:sdtPr>
+              <w:tag w:val="goog_rdk_0"/>
+              <w:id w:val="-1460179190"/>
+            </w:sdtPr>
+            <w:sdtContent>
+              <w:ins w:id="0" w:author="Virata Pusuluri" w:date="2026-01-20T15:38:00Z">
+                <w:r>
+                  <w:t>29</w:t>
+                </w:r>
+              </w:ins>
+              <w:sdt>
+                <w:sdtPr>
+                  <w:tag w:val="goog_rdk_1"/>
+                  <w:id w:val="-1412760920"/>
+                </w:sdtPr>
+                <w:sdtContent>
+                  <w:ins w:id="1" w:author="Virata Pusuluri" w:date="2026-01-20T15:38:00Z">
+                    <w:r>
+                      <w:rPr>
+                        <w:vertAlign w:val="superscript"/>
+                        <w:rPrChange w:id="2" w:author="Virata Pusuluri" w:date="2026-01-20T15:39:00Z">
+                          <w:rPr/>
+                        </w:rPrChange>
+                      </w:rPr>
+                      <w:t xml:space="preserve">th </w:t>
+                    </w:r>
+                  </w:ins>
+                </w:sdtContent>
+              </w:sdt>
+              <w:customXmlInsRangeStart w:id="3" w:author="Virata Pusuluri" w:date="2026-01-20T15:38:00Z"/>
+              <w:sdt>
+                <w:sdtPr>
+                  <w:tag w:val="goog_rdk_2"/>
+                  <w:id w:val="609500120"/>
+                </w:sdtPr>
+                <w:sdtContent>
+                  <w:customXmlInsRangeEnd w:id="3"/>
+                  <w:proofErr w:type="spellStart"/>
+                  <w:ins w:id="4" w:author="Virata Pusuluri" w:date="2026-01-20T15:38:00Z">
+                    <w:r>
+                      <w:t>Melakartha</w:t>
+                    </w:r>
+                    <w:proofErr w:type="spellEnd"/>
+                    <w:r>
+                      <w:t xml:space="preserve"> </w:t>
+                    </w:r>
+                    <w:proofErr w:type="spellStart"/>
+                    <w:r>
+                      <w:t>Raagam</w:t>
+                    </w:r>
+                    <w:proofErr w:type="spellEnd"/>
+                    <w:r>
+                      <w:t xml:space="preserve"> (</w:t>
+                    </w:r>
+                    <w:proofErr w:type="spellStart"/>
+                    <w:r>
+                      <w:rPr>
+                        <w:rFonts w:cs="Gautami"/>
+                        <w:cs/>
+                        <w:lang w:bidi="te-IN"/>
+                      </w:rPr>
+                      <w:t>ధీరశంకరాభరణం</w:t>
+                    </w:r>
+                    <w:proofErr w:type="spellEnd"/>
+                    <w:r>
+                      <w:rPr>
+                        <w:rFonts w:cs="Gautami"/>
+                        <w:cs/>
+                        <w:lang w:bidi="te-IN"/>
+                      </w:rPr>
+                      <w:t xml:space="preserve"> - </w:t>
+                    </w:r>
+                    <w:proofErr w:type="spellStart"/>
+                    <w:proofErr w:type="gramStart"/>
+                    <w:r>
+                      <w:t>ðʰi:rasʰaṁkara</w:t>
+                    </w:r>
+                  </w:ins>
+                  <w:proofErr w:type="gramEnd"/>
+                  <w:r>
+                    <w:t>:</w:t>
+                  </w:r>
+                  <w:ins w:id="5" w:author="Virata Pusuluri" w:date="2026-01-20T15:38:00Z">
+                    <w:r>
+                      <w:t>bʰaraɳaṁ</w:t>
+                    </w:r>
+                    <w:proofErr w:type="spellEnd"/>
+                    <w:r>
+                      <w:t>)</w:t>
+                    </w:r>
+                  </w:ins>
+                  <w:customXmlInsRangeStart w:id="6" w:author="Virata Pusuluri" w:date="2026-01-20T15:38:00Z"/>
+                </w:sdtContent>
+              </w:sdt>
+              <w:customXmlInsRangeEnd w:id="6"/>
+            </w:sdtContent>
+          </w:sdt>
+          <w:sdt>
+            <w:sdtPr>
+              <w:tag w:val="goog_rdk_3"/>
+              <w:id w:val="203890276"/>
+            </w:sdtPr>
+            <w:sdtContent/>
+          </w:sdt>
+        </w:p>
+      </w:sdtContent>
+    </w:sdt>
+    <w:p>
+      <w:r>
+        <w:t xml:space="preserve">Arohana: </w:t>
+      </w:r>
+      <w:sdt>
+        <w:sdtPr>
+          <w:tag w:val="goog_rdk_5"/>
+          <w:id w:val="1815006735"/>
+        </w:sdtPr>
+        <w:sdtContent>
+          <w:ins w:id="7" w:author="Virata Pusuluri" w:date="2026-01-20T15:42:00Z">
+            <w:r>
+              <w:t>Sa Ri2 Ga3 Ma1 Pa Da2 Ni3 Sa+</w:t>
+            </w:r>
+          </w:ins>
+        </w:sdtContent>
+      </w:sdt>
+    </w:p>
+    <w:p>
+      <w:proofErr w:type="spellStart"/>
+      <w:r>
+        <w:t>Avarohana</w:t>
+      </w:r>
+      <w:proofErr w:type="spellEnd"/>
+      <w:r>
+        <w:t xml:space="preserve">: </w:t>
+      </w:r>
+      <w:sdt>
+        <w:sdtPr>
+          <w:tag w:val="goog_rdk_6"/>
+          <w:id w:val="62061781"/>
+        </w:sdtPr>
+        <w:sdtContent>
+          <w:ins w:id="8" w:author="Virata Pusuluri" w:date="2026-01-20T15:44:00Z">
+            <w:r>
+              <w:t>Sa+ Ni3 Da2 Pa Ma1 Ga3 Ri2 Sa</w:t>
+            </w:r>
+          </w:ins>
+        </w:sdtContent>
+      </w:sdt>
+    </w:p>
+    <w:sdt>
+      <w:sdtPr>
+        <w:tag w:val="goog_rdk_8"/>
+        <w:id w:val="-1434259448"/>
       </w:sdtPr>
       <w:sdtContent>
         <w:p>
           <w:pPr>
             <w:rPr>
-              <w:rPrChange w:author="Virata Pusuluri" w:id="3" w:date="2026-01-20T15:38:35Z">
-                <w:rPr/>
-              </w:rPrChange>
+              <w:ins w:id="9" w:author="Virata Pusuluri" w:date="2026-01-20T15:45:00Z"/>
             </w:rPr>
           </w:pPr>
           <w:r>
-            <w:rPr>
-              <w:rtl w:val="0"/>
-            </w:rPr>
-            <w:t xml:space="preserve">Raag Bilawal: </w:t>
+            <w:t>Swaras for the song:</w:t>
           </w:r>
           <w:sdt>
             <w:sdtPr>
-              <w:id w:val="-1460179190"/>
-              <w:tag w:val="goog_rdk_0"/>
+              <w:tag w:val="goog_rdk_7"/>
+              <w:id w:val="-724791549"/>
             </w:sdtPr>
             <w:sdtContent>
-              <w:ins w:author="Virata Pusuluri" w:id="1" w:date="2026-01-20T15:38:35Z">
+              <w:ins w:id="10" w:author="Virata Pusuluri" w:date="2026-01-20T15:45:00Z">
                 <w:r>
-                  <w:rPr>
-                    <w:rtl w:val="0"/>
-                  </w:rPr>
-                  <w:t xml:space="preserve">29</w:t>
-                </w:r>
-              </w:ins>
-              <w:sdt>
-                <w:sdtPr>
-                  <w:id w:val="-1412760920"/>
-                  <w:tag w:val="goog_rdk_1"/>
-                </w:sdtPr>
-                <w:sdtContent>
-                  <w:ins w:author="Virata Pusuluri" w:id="1" w:date="2026-01-20T15:38:35Z">
-                    <w:r>
-                      <w:rPr>
-                        <w:vertAlign w:val="superscript"/>
-                        <w:rtl w:val="0"/>
-                        <w:rPrChange w:author="Virata Pusuluri" w:id="2" w:date="2026-01-20T15:39:11Z">
-                          <w:rPr/>
-                        </w:rPrChange>
-                      </w:rPr>
-                      <w:t xml:space="preserve">th </w:t>
-                    </w:r>
-                  </w:ins>
-                </w:sdtContent>
-              </w:sdt>
-              <w:ins w:author="Virata Pusuluri" w:id="1" w:date="2026-01-20T15:38:35Z">
-                <w:sdt>
-                  <w:sdtPr>
-                    <w:id w:val="609500120"/>
-                    <w:tag w:val="goog_rdk_2"/>
-                  </w:sdtPr>
-                  <w:sdtContent>
-                    <w:r>
-                      <w:rPr>
-                        <w:rtl w:val="0"/>
-                        <w:rPrChange w:author="Virata Pusuluri" w:id="3" w:date="2026-01-20T15:38:35Z">
-                          <w:rPr/>
-                        </w:rPrChange>
-                      </w:rPr>
-                      <w:t xml:space="preserve">Melakartha Raagam (ధీరశంకరాభరణం - ðʰi:rasʰaṁkarabʰaraɳaṁ)</w:t>
-                    </w:r>
-                  </w:sdtContent>
-                </w:sdt>
-              </w:ins>
-            </w:sdtContent>
-          </w:sdt>
-          <w:sdt>
-            <w:sdtPr>
-              <w:id w:val="203890276"/>
-              <w:tag w:val="goog_rdk_3"/>
-            </w:sdtPr>
-            <w:sdtContent>
-              <w:r>
-                <w:rPr>
-                  <w:rtl w:val="0"/>
-                </w:rPr>
-              </w:r>
-            </w:sdtContent>
-          </w:sdt>
-        </w:p>
-      </w:sdtContent>
-    </w:sdt>
-    <w:p>
-      <w:pPr>
-        <w:rPr/>
-      </w:pPr>
-      <w:r>
-        <w:rPr>
-          <w:rtl w:val="0"/>
-        </w:rPr>
-        <w:t xml:space="preserve">Arohana: </w:t>
-      </w:r>
-      <w:sdt>
-        <w:sdtPr>
-          <w:id w:val="1815006735"/>
-          <w:tag w:val="goog_rdk_5"/>
-        </w:sdtPr>
-        <w:sdtContent>
-          <w:ins w:author="Virata Pusuluri" w:id="4" w:date="2026-01-20T15:42:54Z">
-            <w:r>
-              <w:rPr>
-                <w:rtl w:val="0"/>
-              </w:rPr>
-              <w:t xml:space="preserve">Sa Ri2 Ga3 Ma1 Pa Da2 Ni3 Sa+</w:t>
-            </w:r>
-          </w:ins>
-        </w:sdtContent>
-      </w:sdt>
-      <w:r>
-        <w:rPr>
-          <w:rtl w:val="0"/>
-        </w:rPr>
-      </w:r>
-    </w:p>
-    <w:p>
-      <w:pPr>
-        <w:rPr/>
-      </w:pPr>
-      <w:r>
-        <w:rPr>
-          <w:rtl w:val="0"/>
-        </w:rPr>
-        <w:t xml:space="preserve">Avarohana: </w:t>
-      </w:r>
-      <w:sdt>
-        <w:sdtPr>
-          <w:id w:val="62061781"/>
-          <w:tag w:val="goog_rdk_6"/>
-        </w:sdtPr>
-        <w:sdtContent>
-          <w:ins w:author="Virata Pusuluri" w:id="5" w:date="2026-01-20T15:44:10Z">
-            <w:r>
-              <w:rPr>
-                <w:rtl w:val="0"/>
-              </w:rPr>
-              <w:t xml:space="preserve">Sa+ Ni3 Da2 Pa Ma1 Ga3 Ri2 Sa</w:t>
-            </w:r>
-          </w:ins>
-        </w:sdtContent>
-      </w:sdt>
-      <w:r>
-        <w:rPr>
-          <w:rtl w:val="0"/>
-        </w:rPr>
-      </w:r>
-    </w:p>
-    <w:sdt>
-      <w:sdtPr>
-        <w:id w:val="-1434259448"/>
-        <w:tag w:val="goog_rdk_8"/>
-      </w:sdtPr>
-      <w:sdtContent>
-        <w:p>
-          <w:pPr>
-            <w:rPr>
-              <w:ins w:author="Virata Pusuluri" w:id="6" w:date="2026-01-20T15:45:10Z"/>
-            </w:rPr>
-          </w:pPr>
-          <w:r>
-            <w:rPr>
-              <w:rtl w:val="0"/>
-            </w:rPr>
-            <w:t xml:space="preserve">Swaras for the song:</w:t>
-          </w:r>
-          <w:sdt>
-            <w:sdtPr>
-              <w:id w:val="-724791549"/>
-              <w:tag w:val="goog_rdk_7"/>
-            </w:sdtPr>
-            <w:sdtContent>
-              <w:ins w:author="Virata Pusuluri" w:id="6" w:date="2026-01-20T15:45:10Z">
-                <w:r>
-                  <w:rPr>
-                    <w:rtl w:val="0"/>
-                  </w:rPr>
                   <w:t xml:space="preserve"> </w:t>
                 </w:r>
               </w:ins>
@@ -196,50 +194,61 @@
     </w:sdt>
     <w:sdt>
       <w:sdtPr>
+        <w:tag w:val="goog_rdk_11"/>
         <w:id w:val="905331890"/>
-        <w:tag w:val="goog_rdk_11"/>
       </w:sdtPr>
       <w:sdtContent>
         <w:p>
           <w:pPr>
             <w:rPr>
-              <w:ins w:author="Virata Pusuluri" w:id="6" w:date="2026-01-20T15:45:10Z"/>
-              <w:b w:val="1"/>
-              <w:bCs w:val="1"/>
-              <w:rPrChange w:author="Virata Pusuluri" w:id="7" w:date="2026-01-20T15:45:10Z">
-                <w:rPr/>
+              <w:ins w:id="11" w:author="Virata Pusuluri" w:date="2026-01-20T15:45:00Z"/>
+              <w:b/>
+              <w:bCs/>
+              <w:rPrChange w:id="12" w:author="Virata Pusuluri" w:date="2026-01-20T15:45:00Z">
+                <w:rPr>
+                  <w:ins w:id="13" w:author="Virata Pusuluri" w:date="2026-01-20T15:45:00Z"/>
+                </w:rPr>
               </w:rPrChange>
             </w:rPr>
           </w:pPr>
           <w:sdt>
             <w:sdtPr>
+              <w:tag w:val="goog_rdk_9"/>
               <w:id w:val="592527790"/>
-              <w:tag w:val="goog_rdk_9"/>
             </w:sdtPr>
             <w:sdtContent>
-              <w:ins w:author="Virata Pusuluri" w:id="6" w:date="2026-01-20T15:45:10Z"/>
               <w:sdt>
                 <w:sdtPr>
+                  <w:tag w:val="goog_rdk_10"/>
                   <w:id w:val="-1954112045"/>
-                  <w:tag w:val="goog_rdk_10"/>
                 </w:sdtPr>
                 <w:sdtContent>
-                  <w:ins w:author="Virata Pusuluri" w:id="6" w:date="2026-01-20T15:45:10Z">
+                  <w:proofErr w:type="spellStart"/>
+                  <w:ins w:id="14" w:author="Virata Pusuluri" w:date="2026-01-20T15:45:00Z">
                     <w:r>
                       <w:rPr>
-                        <w:b w:val="1"/>
-                        <w:bCs w:val="1"/>
-                        <w:rtl w:val="0"/>
-                        <w:rPrChange w:author="Virata Pusuluri" w:id="7" w:date="2026-01-20T15:45:10Z">
+                        <w:b/>
+                        <w:bCs/>
+                        <w:rPrChange w:id="15" w:author="Virata Pusuluri" w:date="2026-01-20T15:45:00Z">
                           <w:rPr/>
                         </w:rPrChange>
                       </w:rPr>
-                      <w:t xml:space="preserve">Sthayee:</w:t>
+                      <w:t>Sthayee</w:t>
+                    </w:r>
+                    <w:proofErr w:type="spellEnd"/>
+                    <w:r>
+                      <w:rPr>
+                        <w:b/>
+                        <w:bCs/>
+                        <w:rPrChange w:id="16" w:author="Virata Pusuluri" w:date="2026-01-20T15:45:00Z">
+                          <w:rPr/>
+                        </w:rPrChange>
+                      </w:rPr>
+                      <w:t>:</w:t>
                     </w:r>
                   </w:ins>
                 </w:sdtContent>
               </w:sdt>
-              <w:ins w:author="Virata Pusuluri" w:id="6" w:date="2026-01-20T15:45:10Z"/>
             </w:sdtContent>
           </w:sdt>
         </w:p>
@@ -247,30 +256,29 @@
     </w:sdt>
     <w:sdt>
       <w:sdtPr>
+        <w:tag w:val="goog_rdk_13"/>
         <w:id w:val="-700837816"/>
-        <w:tag w:val="goog_rdk_13"/>
       </w:sdtPr>
       <w:sdtContent>
         <w:p>
           <w:pPr>
             <w:rPr>
-              <w:ins w:author="Virata Pusuluri" w:id="6" w:date="2026-01-20T15:45:10Z"/>
+              <w:ins w:id="17" w:author="Virata Pusuluri" w:date="2026-01-20T15:45:00Z"/>
             </w:rPr>
           </w:pPr>
           <w:sdt>
             <w:sdtPr>
+              <w:tag w:val="goog_rdk_12"/>
               <w:id w:val="92071020"/>
-              <w:tag w:val="goog_rdk_12"/>
             </w:sdtPr>
             <w:sdtContent>
-              <w:ins w:author="Virata Pusuluri" w:id="6" w:date="2026-01-20T15:45:10Z">
+              <w:ins w:id="18" w:author="Virata Pusuluri" w:date="2026-01-20T15:45:00Z">
                 <w:r>
-                  <w:rPr>
-                    <w:rtl w:val="0"/>
-                  </w:rPr>
-                  <w:t xml:space="preserve">Sa+ - Da Pa Ma Ga Ma Ri Ga Ma Pa Ga Ma Ri Sa -</w:t>
+                  <w:t>Sa+ - Da Pa Ma Ga Ma Ri Ga Ma Pa Ga Ma Ri Sa -</w:t>
+                </w:r>
+                <w:r>
                   <w:tab/>
-                  <w:t xml:space="preserve">end x2</w:t>
+                  <w:t>end x2</w:t>
                 </w:r>
               </w:ins>
             </w:sdtContent>
@@ -280,53 +288,50 @@
     </w:sdt>
     <w:sdt>
       <w:sdtPr>
+        <w:tag w:val="goog_rdk_16"/>
         <w:id w:val="-1472801728"/>
-        <w:tag w:val="goog_rdk_16"/>
       </w:sdtPr>
       <w:sdtContent>
         <w:p>
           <w:pPr>
             <w:rPr>
-              <w:ins w:author="Virata Pusuluri" w:id="6" w:date="2026-01-20T15:45:10Z"/>
-              <w:rPrChange w:author="Virata Pusuluri" w:id="8" w:date="2026-01-20T16:04:16Z">
-                <w:rPr/>
-              </w:rPrChange>
+              <w:ins w:id="19" w:author="Virata Pusuluri" w:date="2026-01-20T15:45:00Z"/>
             </w:rPr>
           </w:pPr>
           <w:sdt>
             <w:sdtPr>
+              <w:tag w:val="goog_rdk_14"/>
               <w:id w:val="1846437732"/>
-              <w:tag w:val="goog_rdk_14"/>
             </w:sdtPr>
             <w:sdtContent>
-              <w:ins w:author="Virata Pusuluri" w:id="6" w:date="2026-01-20T15:45:10Z">
+              <w:ins w:id="20" w:author="Virata Pusuluri" w:date="2026-01-20T15:45:00Z">
                 <w:r>
-                  <w:rPr>
-                    <w:rtl w:val="0"/>
-                  </w:rPr>
                   <w:t xml:space="preserve">Sa - Ga Ma Pa - Ni - Sa+ - Ri+ Sa+ </w:t>
                 </w:r>
               </w:ins>
               <w:sdt>
                 <w:sdtPr>
+                  <w:tag w:val="goog_rdk_15"/>
                   <w:id w:val="2093139752"/>
-                  <w:tag w:val="goog_rdk_15"/>
                 </w:sdtPr>
                 <w:sdtContent>
-                  <w:ins w:author="Virata Pusuluri" w:id="6" w:date="2026-01-20T15:45:10Z">
-                    <w:r>
-                      <w:rPr>
-                        <w:rtl w:val="0"/>
-                        <w:rPrChange w:author="Virata Pusuluri" w:id="8" w:date="2026-01-20T16:04:16Z">
-                          <w:rPr/>
-                        </w:rPrChange>
-                      </w:rPr>
-                      <w:t xml:space="preserve">NiSa+-NiDaPaGaPa</w:t>
+                  <w:proofErr w:type="spellStart"/>
+                  <w:ins w:id="21" w:author="Virata Pusuluri" w:date="2026-01-20T15:45:00Z">
+                    <w:r>
+                      <w:t>NiSa</w:t>
+                    </w:r>
+                    <w:proofErr w:type="spellEnd"/>
+                    <w:r>
+                      <w:t>+-</w:t>
+                    </w:r>
+                    <w:proofErr w:type="spellStart"/>
+                    <w:r>
+                      <w:t>NiDaPaGaPa</w:t>
                     </w:r>
                   </w:ins>
+                  <w:proofErr w:type="spellEnd"/>
                 </w:sdtContent>
               </w:sdt>
-              <w:ins w:author="Virata Pusuluri" w:id="6" w:date="2026-01-20T15:45:10Z"/>
             </w:sdtContent>
           </w:sdt>
         </w:p>
@@ -334,46 +339,35 @@
     </w:sdt>
     <w:sdt>
       <w:sdtPr>
+        <w:tag w:val="goog_rdk_19"/>
         <w:id w:val="-1973033862"/>
-        <w:tag w:val="goog_rdk_19"/>
       </w:sdtPr>
       <w:sdtContent>
         <w:p>
           <w:pPr>
             <w:rPr>
-              <w:ins w:author="Virata Pusuluri" w:id="6" w:date="2026-01-20T15:45:10Z"/>
-              <w:rPrChange w:author="Virata Pusuluri" w:id="7" w:date="2026-01-20T15:45:10Z">
-                <w:rPr/>
-              </w:rPrChange>
+              <w:ins w:id="22" w:author="Virata Pusuluri" w:date="2026-01-20T15:45:00Z"/>
             </w:rPr>
           </w:pPr>
           <w:sdt>
             <w:sdtPr>
+              <w:tag w:val="goog_rdk_17"/>
               <w:id w:val="1962237897"/>
-              <w:tag w:val="goog_rdk_17"/>
             </w:sdtPr>
             <w:sdtContent>
-              <w:ins w:author="Virata Pusuluri" w:id="6" w:date="2026-01-20T15:45:10Z"/>
               <w:sdt>
                 <w:sdtPr>
+                  <w:tag w:val="goog_rdk_18"/>
                   <w:id w:val="115006396"/>
-                  <w:tag w:val="goog_rdk_18"/>
                 </w:sdtPr>
                 <w:sdtContent>
-                  <w:ins w:author="Virata Pusuluri" w:id="6" w:date="2026-01-20T15:45:10Z">
-                    <w:r>
-                      <w:rPr>
-                        <w:rtl w:val="0"/>
-                        <w:rPrChange w:author="Virata Pusuluri" w:id="7" w:date="2026-01-20T15:45:10Z">
-                          <w:rPr/>
-                        </w:rPrChange>
-                      </w:rPr>
-                      <w:t xml:space="preserve">Sa+ - Da Pa Ma Ga Ma Ri Ga Ma Pa Ga Ma Ri Sa -</w:t>
+                  <w:ins w:id="23" w:author="Virata Pusuluri" w:date="2026-01-20T15:45:00Z">
+                    <w:r>
+                      <w:t>Sa+ - Da Pa Ma Ga Ma Ri Ga Ma Pa Ga Ma Ri Sa -</w:t>
                     </w:r>
                   </w:ins>
                 </w:sdtContent>
               </w:sdt>
-              <w:ins w:author="Virata Pusuluri" w:id="6" w:date="2026-01-20T15:45:10Z"/>
             </w:sdtContent>
           </w:sdt>
         </w:p>
@@ -381,50 +375,49 @@
     </w:sdt>
     <w:sdt>
       <w:sdtPr>
+        <w:tag w:val="goog_rdk_22"/>
         <w:id w:val="1263722985"/>
-        <w:tag w:val="goog_rdk_22"/>
       </w:sdtPr>
       <w:sdtContent>
         <w:p>
           <w:pPr>
             <w:rPr>
-              <w:ins w:author="Virata Pusuluri" w:id="6" w:date="2026-01-20T15:45:10Z"/>
-              <w:b w:val="1"/>
-              <w:bCs w:val="1"/>
-              <w:rPrChange w:author="Virata Pusuluri" w:id="7" w:date="2026-01-20T15:45:10Z">
-                <w:rPr/>
+              <w:ins w:id="24" w:author="Virata Pusuluri" w:date="2026-01-20T15:45:00Z"/>
+              <w:b/>
+              <w:bCs/>
+              <w:rPrChange w:id="25" w:author="Virata Pusuluri" w:date="2026-01-20T15:45:00Z">
+                <w:rPr>
+                  <w:ins w:id="26" w:author="Virata Pusuluri" w:date="2026-01-20T15:45:00Z"/>
+                </w:rPr>
               </w:rPrChange>
             </w:rPr>
           </w:pPr>
           <w:sdt>
             <w:sdtPr>
+              <w:tag w:val="goog_rdk_20"/>
               <w:id w:val="-2061932688"/>
-              <w:tag w:val="goog_rdk_20"/>
             </w:sdtPr>
             <w:sdtContent>
-              <w:ins w:author="Virata Pusuluri" w:id="6" w:date="2026-01-20T15:45:10Z"/>
               <w:sdt>
                 <w:sdtPr>
+                  <w:tag w:val="goog_rdk_21"/>
                   <w:id w:val="-656622529"/>
-                  <w:tag w:val="goog_rdk_21"/>
                 </w:sdtPr>
                 <w:sdtContent>
-                  <w:ins w:author="Virata Pusuluri" w:id="6" w:date="2026-01-20T15:45:10Z">
+                  <w:ins w:id="27" w:author="Virata Pusuluri" w:date="2026-01-20T15:45:00Z">
                     <w:r>
                       <w:rPr>
-                        <w:b w:val="1"/>
-                        <w:bCs w:val="1"/>
-                        <w:rtl w:val="0"/>
-                        <w:rPrChange w:author="Virata Pusuluri" w:id="7" w:date="2026-01-20T15:45:10Z">
+                        <w:b/>
+                        <w:bCs/>
+                        <w:rPrChange w:id="28" w:author="Virata Pusuluri" w:date="2026-01-20T15:45:00Z">
                           <w:rPr/>
                         </w:rPrChange>
                       </w:rPr>
-                      <w:t xml:space="preserve">Antara:</w:t>
+                      <w:t>Antara:</w:t>
                     </w:r>
                   </w:ins>
                 </w:sdtContent>
               </w:sdt>
-              <w:ins w:author="Virata Pusuluri" w:id="6" w:date="2026-01-20T15:45:10Z"/>
             </w:sdtContent>
           </w:sdt>
         </w:p>
@@ -432,46 +425,59 @@
     </w:sdt>
     <w:sdt>
       <w:sdtPr>
+        <w:tag w:val="goog_rdk_25"/>
         <w:id w:val="1099556871"/>
-        <w:tag w:val="goog_rdk_25"/>
       </w:sdtPr>
       <w:sdtContent>
         <w:p>
           <w:pPr>
             <w:rPr>
-              <w:ins w:author="Virata Pusuluri" w:id="6" w:date="2026-01-20T15:45:10Z"/>
-              <w:rPrChange w:author="Virata Pusuluri" w:id="7" w:date="2026-01-20T15:45:10Z">
-                <w:rPr/>
-              </w:rPrChange>
+              <w:ins w:id="29" w:author="Virata Pusuluri" w:date="2026-01-20T15:45:00Z"/>
             </w:rPr>
           </w:pPr>
           <w:sdt>
             <w:sdtPr>
+              <w:tag w:val="goog_rdk_23"/>
               <w:id w:val="475052831"/>
-              <w:tag w:val="goog_rdk_23"/>
             </w:sdtPr>
             <w:sdtContent>
-              <w:ins w:author="Virata Pusuluri" w:id="6" w:date="2026-01-20T15:45:10Z"/>
               <w:sdt>
                 <w:sdtPr>
+                  <w:tag w:val="goog_rdk_24"/>
                   <w:id w:val="-1489054798"/>
-                  <w:tag w:val="goog_rdk_24"/>
                 </w:sdtPr>
                 <w:sdtContent>
-                  <w:ins w:author="Virata Pusuluri" w:id="6" w:date="2026-01-20T15:45:10Z">
-                    <w:r>
-                      <w:rPr>
-                        <w:rtl w:val="0"/>
-                        <w:rPrChange w:author="Virata Pusuluri" w:id="7" w:date="2026-01-20T15:45:10Z">
-                          <w:rPr/>
-                        </w:rPrChange>
-                      </w:rPr>
-                      <w:t xml:space="preserve">Pa - Ni Ni - Sa+ Sa+ Sa+ Sa+-Ga+Ri+ Ga+- Ma+- Ga+-Ri+ Sa+Ni Sa+- x2</w:t>
+                  <w:ins w:id="30" w:author="Virata Pusuluri" w:date="2026-01-20T15:45:00Z">
+                    <w:r>
+                      <w:t xml:space="preserve">Pa - Ni </w:t>
+                    </w:r>
+                    <w:proofErr w:type="spellStart"/>
+                    <w:r>
+                      <w:t>Ni</w:t>
+                    </w:r>
+                    <w:proofErr w:type="spellEnd"/>
+                    <w:r>
+                      <w:t xml:space="preserve"> - Sa+ Sa+ Sa+ Sa+-</w:t>
+                    </w:r>
+                    <w:proofErr w:type="spellStart"/>
+                    <w:r>
+                      <w:t>Ga+Ri</w:t>
+                    </w:r>
+                    <w:proofErr w:type="spellEnd"/>
+                    <w:r>
+                      <w:t xml:space="preserve">+ Ga+- Ma+- Ga+-Ri+ </w:t>
+                    </w:r>
+                    <w:proofErr w:type="spellStart"/>
+                    <w:r>
+                      <w:t>Sa+Ni</w:t>
+                    </w:r>
+                    <w:proofErr w:type="spellEnd"/>
+                    <w:r>
+                      <w:t xml:space="preserve"> Sa+- x2</w:t>
                     </w:r>
                   </w:ins>
                 </w:sdtContent>
               </w:sdt>
-              <w:ins w:author="Virata Pusuluri" w:id="6" w:date="2026-01-20T15:45:10Z"/>
             </w:sdtContent>
           </w:sdt>
         </w:p>
@@ -479,46 +485,59 @@
     </w:sdt>
     <w:sdt>
       <w:sdtPr>
+        <w:tag w:val="goog_rdk_28"/>
         <w:id w:val="-1068085581"/>
-        <w:tag w:val="goog_rdk_28"/>
       </w:sdtPr>
       <w:sdtContent>
         <w:p>
           <w:pPr>
             <w:rPr>
-              <w:ins w:author="Virata Pusuluri" w:id="6" w:date="2026-01-20T15:45:10Z"/>
-              <w:rPrChange w:author="Virata Pusuluri" w:id="7" w:date="2026-01-20T15:45:10Z">
-                <w:rPr/>
-              </w:rPrChange>
+              <w:ins w:id="31" w:author="Virata Pusuluri" w:date="2026-01-20T15:45:00Z"/>
             </w:rPr>
           </w:pPr>
           <w:sdt>
             <w:sdtPr>
+              <w:tag w:val="goog_rdk_26"/>
               <w:id w:val="49513313"/>
-              <w:tag w:val="goog_rdk_26"/>
             </w:sdtPr>
             <w:sdtContent>
-              <w:ins w:author="Virata Pusuluri" w:id="6" w:date="2026-01-20T15:45:10Z"/>
               <w:sdt>
                 <w:sdtPr>
+                  <w:tag w:val="goog_rdk_27"/>
                   <w:id w:val="1113724501"/>
-                  <w:tag w:val="goog_rdk_27"/>
                 </w:sdtPr>
                 <w:sdtContent>
-                  <w:ins w:author="Virata Pusuluri" w:id="6" w:date="2026-01-20T15:45:10Z">
-                    <w:r>
-                      <w:rPr>
-                        <w:rtl w:val="0"/>
-                        <w:rPrChange w:author="Virata Pusuluri" w:id="7" w:date="2026-01-20T15:45:10Z">
-                          <w:rPr/>
-                        </w:rPrChange>
-                      </w:rPr>
-                      <w:t xml:space="preserve">Pa - NiDaNi - Sa+ Sa+ Sa+ Sa+-Ga+Ri+ Ga+- Ma+- Ga+-Ri+ Sa+Ni Sa+- x2</w:t>
+                  <w:ins w:id="32" w:author="Virata Pusuluri" w:date="2026-01-20T15:45:00Z">
+                    <w:r>
+                      <w:t xml:space="preserve">Pa - </w:t>
+                    </w:r>
+                    <w:proofErr w:type="spellStart"/>
+                    <w:r>
+                      <w:t>NiDaNi</w:t>
+                    </w:r>
+                    <w:proofErr w:type="spellEnd"/>
+                    <w:r>
+                      <w:t xml:space="preserve"> - Sa+ Sa+ Sa+ Sa+-</w:t>
+                    </w:r>
+                    <w:proofErr w:type="spellStart"/>
+                    <w:r>
+                      <w:t>Ga+Ri</w:t>
+                    </w:r>
+                    <w:proofErr w:type="spellEnd"/>
+                    <w:r>
+                      <w:t xml:space="preserve">+ Ga+- Ma+- Ga+-Ri+ </w:t>
+                    </w:r>
+                    <w:proofErr w:type="spellStart"/>
+                    <w:r>
+                      <w:t>Sa+Ni</w:t>
+                    </w:r>
+                    <w:proofErr w:type="spellEnd"/>
+                    <w:r>
+                      <w:t xml:space="preserve"> Sa+- x2</w:t>
                     </w:r>
                   </w:ins>
                 </w:sdtContent>
               </w:sdt>
-              <w:ins w:author="Virata Pusuluri" w:id="6" w:date="2026-01-20T15:45:10Z"/>
             </w:sdtContent>
           </w:sdt>
         </w:p>
@@ -526,46 +545,67 @@
     </w:sdt>
     <w:sdt>
       <w:sdtPr>
+        <w:tag w:val="goog_rdk_31"/>
         <w:id w:val="-261556052"/>
-        <w:tag w:val="goog_rdk_31"/>
       </w:sdtPr>
       <w:sdtContent>
         <w:p>
           <w:pPr>
             <w:rPr>
-              <w:ins w:author="Virata Pusuluri" w:id="6" w:date="2026-01-20T15:45:10Z"/>
-              <w:rPrChange w:author="Virata Pusuluri" w:id="7" w:date="2026-01-20T15:45:10Z">
-                <w:rPr/>
-              </w:rPrChange>
+              <w:ins w:id="33" w:author="Virata Pusuluri" w:date="2026-01-20T15:45:00Z"/>
             </w:rPr>
           </w:pPr>
           <w:sdt>
             <w:sdtPr>
+              <w:tag w:val="goog_rdk_29"/>
               <w:id w:val="-778189411"/>
-              <w:tag w:val="goog_rdk_29"/>
             </w:sdtPr>
             <w:sdtContent>
-              <w:ins w:author="Virata Pusuluri" w:id="6" w:date="2026-01-20T15:45:10Z"/>
               <w:sdt>
                 <w:sdtPr>
+                  <w:tag w:val="goog_rdk_30"/>
                   <w:id w:val="-1230222601"/>
-                  <w:tag w:val="goog_rdk_30"/>
                 </w:sdtPr>
                 <w:sdtContent>
-                  <w:ins w:author="Virata Pusuluri" w:id="6" w:date="2026-01-20T15:45:10Z">
-                    <w:r>
-                      <w:rPr>
-                        <w:rtl w:val="0"/>
-                        <w:rPrChange w:author="Virata Pusuluri" w:id="7" w:date="2026-01-20T15:45:10Z">
-                          <w:rPr/>
-                        </w:rPrChange>
-                      </w:rPr>
-                      <w:t xml:space="preserve">Ga Ga Ma Ri Pa Pa Ni Ni Sa+ Ri+ Sa+ - NiPaGaPa </w:t>
+                  <w:ins w:id="34" w:author="Virata Pusuluri" w:date="2026-01-20T15:45:00Z">
+                    <w:r>
+                      <w:t xml:space="preserve">Ga </w:t>
+                    </w:r>
+                    <w:proofErr w:type="spellStart"/>
+                    <w:r>
+                      <w:t>Ga</w:t>
+                    </w:r>
+                    <w:proofErr w:type="spellEnd"/>
+                    <w:r>
+                      <w:t xml:space="preserve"> Ma Ri Pa </w:t>
+                    </w:r>
+                    <w:proofErr w:type="spellStart"/>
+                    <w:r>
+                      <w:t>Pa</w:t>
+                    </w:r>
+                    <w:proofErr w:type="spellEnd"/>
+                    <w:r>
+                      <w:t xml:space="preserve"> Ni </w:t>
+                    </w:r>
+                    <w:proofErr w:type="spellStart"/>
+                    <w:r>
+                      <w:t>Ni</w:t>
+                    </w:r>
+                    <w:proofErr w:type="spellEnd"/>
+                    <w:r>
+                      <w:t xml:space="preserve"> Sa+ Ri+ Sa+ - </w:t>
+                    </w:r>
+                    <w:proofErr w:type="spellStart"/>
+                    <w:r>
+                      <w:t>NiPaGaPa</w:t>
+                    </w:r>
+                    <w:proofErr w:type="spellEnd"/>
+                    <w:r>
+                      <w:t xml:space="preserve"> </w:t>
                     </w:r>
                   </w:ins>
                 </w:sdtContent>
               </w:sdt>
-              <w:ins w:author="Virata Pusuluri" w:id="6" w:date="2026-01-20T15:45:10Z"/>
             </w:sdtContent>
           </w:sdt>
         </w:p>
@@ -573,139 +613,120 @@
     </w:sdt>
     <w:sdt>
       <w:sdtPr>
+        <w:tag w:val="goog_rdk_35"/>
         <w:id w:val="734541496"/>
-        <w:tag w:val="goog_rdk_35"/>
       </w:sdtPr>
       <w:sdtContent>
         <w:p>
           <w:pPr>
-            <w:ind w:left="0" w:firstLine="0"/>
             <w:rPr>
-              <w:i w:val="1"/>
-              <w:iCs w:val="1"/>
-              <w:rPrChange w:author="Virata Pusuluri" w:id="7" w:date="2026-01-20T15:45:10Z">
+              <w:i/>
+              <w:iCs/>
+              <w:rPrChange w:id="35" w:author="Virata Pusuluri" w:date="2026-01-20T15:45:00Z">
                 <w:rPr/>
               </w:rPrChange>
             </w:rPr>
-            <w:pPrChange w:author="Virata Pusuluri" w:id="0" w:date="2026-01-20T16:28:28Z">
-              <w:pPr/>
-            </w:pPrChange>
           </w:pPr>
           <w:sdt>
             <w:sdtPr>
+              <w:tag w:val="goog_rdk_32"/>
               <w:id w:val="2089511586"/>
-              <w:tag w:val="goog_rdk_32"/>
             </w:sdtPr>
             <w:sdtContent>
-              <w:ins w:author="Virata Pusuluri" w:id="6" w:date="2026-01-20T15:45:10Z"/>
               <w:sdt>
                 <w:sdtPr>
+                  <w:tag w:val="goog_rdk_33"/>
                   <w:id w:val="-1116544565"/>
-                  <w:tag w:val="goog_rdk_33"/>
                 </w:sdtPr>
                 <w:sdtContent>
-                  <w:ins w:author="Virata Pusuluri" w:id="6" w:date="2026-01-20T15:45:10Z">
+                  <w:ins w:id="36" w:author="Virata Pusuluri" w:date="2026-01-20T15:45:00Z">
                     <w:r>
                       <w:rPr>
-                        <w:i w:val="1"/>
-                        <w:iCs w:val="1"/>
-                        <w:rtl w:val="0"/>
-                        <w:rPrChange w:author="Virata Pusuluri" w:id="7" w:date="2026-01-20T15:45:10Z">
+                        <w:i/>
+                        <w:iCs/>
+                        <w:rPrChange w:id="37" w:author="Virata Pusuluri" w:date="2026-01-20T15:45:00Z">
                           <w:rPr/>
                         </w:rPrChange>
                       </w:rPr>
-                      <w:t xml:space="preserve">Note: space is for 1 beat, while no space means ½, ⅓, ¼, ⅕, ⅙, ⅐, ⅛, ⅑, or ⅒ beat.</w:t>
+                      <w:t>Note: space is for 1 beat, while no space means ½, ⅓, ¼, ⅕, ⅙, ⅐, ⅛, ⅑, or ⅒ beat.</w:t>
                     </w:r>
                   </w:ins>
                 </w:sdtContent>
               </w:sdt>
-              <w:ins w:author="Virata Pusuluri" w:id="6" w:date="2026-01-20T15:45:10Z"/>
             </w:sdtContent>
           </w:sdt>
           <w:sdt>
             <w:sdtPr>
+              <w:tag w:val="goog_rdk_34"/>
               <w:id w:val="-717927471"/>
-              <w:tag w:val="goog_rdk_34"/>
             </w:sdtPr>
-            <w:sdtContent>
-              <w:r>
-                <w:rPr>
-                  <w:rtl w:val="0"/>
-                </w:rPr>
-              </w:r>
-            </w:sdtContent>
+            <w:sdtContent/>
           </w:sdt>
         </w:p>
       </w:sdtContent>
     </w:sdt>
     <w:p>
-      <w:pPr>
-        <w:rPr/>
-      </w:pPr>
-      <w:r>
-        <w:rPr>
-          <w:rtl w:val="0"/>
-        </w:rPr>
-        <w:t xml:space="preserve">Lyrics breakdown with swaras:</w:t>
+      <w:r>
+        <w:t xml:space="preserve">Lyrics breakdown with </w:t>
+      </w:r>
+      <w:proofErr w:type="spellStart"/>
+      <w:r>
+        <w:t>swaras</w:t>
+      </w:r>
+      <w:proofErr w:type="spellEnd"/>
+      <w:r>
+        <w:t>:</w:t>
       </w:r>
       <w:sdt>
         <w:sdtPr>
+          <w:tag w:val="goog_rdk_36"/>
           <w:id w:val="-1749003663"/>
-          <w:tag w:val="goog_rdk_36"/>
         </w:sdtPr>
         <w:sdtContent>
-          <w:ins w:author="Virata Pusuluri" w:id="10" w:date="2026-01-20T16:31:45Z">
+          <w:ins w:id="38" w:author="Virata Pusuluri" w:date="2026-01-20T16:31:00Z">
             <w:r>
-              <w:rPr>
-                <w:rtl w:val="0"/>
-              </w:rPr>
               <w:t xml:space="preserve"> </w:t>
             </w:r>
           </w:ins>
           <w:sdt>
             <w:sdtPr>
+              <w:tag w:val="goog_rdk_37"/>
               <w:id w:val="-231186746"/>
-              <w:tag w:val="goog_rdk_37"/>
             </w:sdtPr>
             <w:sdtContent>
-              <w:ins w:author="Virata Pusuluri" w:id="10" w:date="2026-01-20T16:31:45Z">
+              <w:ins w:id="39" w:author="Virata Pusuluri" w:date="2026-01-20T16:31:00Z">
                 <w:r>
                   <w:rPr>
-                    <w:b w:val="1"/>
-                    <w:bCs w:val="1"/>
-                    <w:rtl w:val="0"/>
-                    <w:rPrChange w:author="Virata Pusuluri" w:id="11" w:date="2026-01-20T16:31:45Z">
+                    <w:b/>
+                    <w:bCs/>
+                    <w:rPrChange w:id="40" w:author="Virata Pusuluri" w:date="2026-01-20T16:31:00Z">
                       <w:rPr/>
                     </w:rPrChange>
                   </w:rPr>
-                  <w:t xml:space="preserve">File:</w:t>
+                  <w:t>File:</w:t>
                 </w:r>
               </w:ins>
             </w:sdtContent>
           </w:sdt>
-          <w:ins w:author="Virata Pusuluri" w:id="10" w:date="2026-01-20T16:31:45Z">
+          <w:ins w:id="41" w:author="Virata Pusuluri" w:date="2026-01-20T16:31:00Z">
             <w:r>
-              <w:rPr>
-                <w:rtl w:val="0"/>
-              </w:rPr>
               <w:t xml:space="preserve"> </w:t>
             </w:r>
             <w:r>
               <w:fldChar w:fldCharType="begin"/>
             </w:r>
             <w:r>
-              <w:instrText xml:space="preserve">HYPERLINK "https://docs.google.com/spreadsheets/d/1v8UTKX51lMA6OUcIUl1cIo5SQrdDhjpP-O3VgiyIFlE/edit?usp=drivesdk"</w:instrText>
+              <w:instrText>HYPERLINK "https://docs.google.com/spreadsheets/d/1v8UTKX51lMA6OUcIUl1cIo5SQrdDhjpP-O3VgiyIFlE/edit?usp=drivesdk"</w:instrText>
             </w:r>
             <w:r>
               <w:fldChar w:fldCharType="separate"/>
             </w:r>
             <w:r>
               <w:rPr>
-                <w:color w:val="1155cc"/>
+                <w:color w:val="1155CC"/>
                 <w:u w:val="single"/>
-                <w:rtl w:val="0"/>
               </w:rPr>
-              <w:t xml:space="preserve">https://docs.google.com/spreadsheets/d/1v8UTKX51lMA6OUcIUl1cIo5SQrdDhjpP-O3VgiyIFlE/edit?usp=drivesdk</w:t>
+              <w:t>https://docs.google.com/spreadsheets/d/1v8UTKX51lMA6OUcIUl1cIo5SQrdDhjpP-O3VgiyIFlE/edit?usp=drivesdk</w:t>
             </w:r>
             <w:r>
               <w:fldChar w:fldCharType="end"/>
@@ -713,94 +734,118 @@
           </w:ins>
         </w:sdtContent>
       </w:sdt>
-      <w:r>
-        <w:rPr>
-          <w:rtl w:val="0"/>
-        </w:rPr>
-      </w:r>
-    </w:p>
-    <w:p>
-      <w:pPr>
-        <w:rPr/>
-      </w:pPr>
-      <w:r>
-        <w:rPr>
-          <w:rtl w:val="0"/>
-        </w:rPr>
-      </w:r>
-    </w:p>
-    <w:p>
-      <w:pPr>
-        <w:rPr>
-          <w:b w:val="1"/>
-          <w:bCs w:val="1"/>
-          <w:i w:val="1"/>
-          <w:iCs w:val="1"/>
+    </w:p>
+    <w:p/>
+    <w:p>
+      <w:pPr>
+        <w:rPr>
+          <w:b/>
+          <w:bCs/>
+          <w:i/>
+          <w:iCs/>
           <w:u w:val="single"/>
         </w:rPr>
       </w:pPr>
       <w:r>
         <w:rPr>
-          <w:b w:val="1"/>
-          <w:bCs w:val="1"/>
-          <w:i w:val="1"/>
-          <w:iCs w:val="1"/>
+          <w:b/>
+          <w:bCs/>
+          <w:i/>
+          <w:iCs/>
           <w:u w:val="single"/>
-          <w:rtl w:val="0"/>
-        </w:rPr>
-        <w:t xml:space="preserve">AI Prompt: Write word by word english meanings of this song</w:t>
-      </w:r>
-    </w:p>
-    <w:p>
-      <w:pPr>
-        <w:rPr>
-          <w:b w:val="1"/>
-          <w:bCs w:val="1"/>
-          <w:i w:val="1"/>
-          <w:iCs w:val="1"/>
+        </w:rPr>
+        <w:t xml:space="preserve">AI Prompt: Write word by word </w:t>
+      </w:r>
+      <w:proofErr w:type="spellStart"/>
+      <w:r>
+        <w:rPr>
+          <w:b/>
+          <w:bCs/>
+          <w:i/>
+          <w:iCs/>
           <w:u w:val="single"/>
         </w:rPr>
-      </w:pPr>
-      <w:r>
-        <w:rPr>
-          <w:b w:val="1"/>
-          <w:bCs w:val="1"/>
-          <w:i w:val="1"/>
-          <w:iCs w:val="1"/>
+        <w:t>english</w:t>
+      </w:r>
+      <w:proofErr w:type="spellEnd"/>
+      <w:r>
+        <w:rPr>
+          <w:b/>
+          <w:bCs/>
+          <w:i/>
+          <w:iCs/>
           <w:u w:val="single"/>
-          <w:rtl w:val="0"/>
+        </w:rPr>
+        <w:t xml:space="preserve"> meanings of this song</w:t>
+      </w:r>
+    </w:p>
+    <w:p>
+      <w:pPr>
+        <w:rPr>
+          <w:b/>
+          <w:bCs/>
+          <w:i/>
+          <w:iCs/>
+          <w:u w:val="single"/>
+        </w:rPr>
+      </w:pPr>
+      <w:r>
+        <w:rPr>
+          <w:b/>
+          <w:bCs/>
+          <w:i/>
+          <w:iCs/>
+          <w:u w:val="single"/>
         </w:rPr>
         <w:t xml:space="preserve">(Not corrected) </w:t>
       </w:r>
     </w:p>
     <w:p>
-      <w:pPr>
-        <w:rPr/>
-      </w:pPr>
-      <w:r>
-        <w:rPr>
-          <w:rtl w:val="0"/>
-        </w:rPr>
-        <w:t xml:space="preserve">The image shows lyrics for the second Sthayee and Antara of a song, most likely in the Hindi or Braj Bhasha language, as it uses words like "Saba," "Jana," and "bala." The text contains:</w:t>
-      </w:r>
-    </w:p>
-    <w:p>
-      <w:pPr>
-        <w:rPr/>
-      </w:pPr>
-      <w:r>
-        <w:rPr>
-          <w:b w:val="1"/>
-          <w:bCs w:val="1"/>
-          <w:rtl w:val="0"/>
-        </w:rPr>
-        <w:t xml:space="preserve">2. Sthayee</w:t>
-      </w:r>
-      <w:r>
-        <w:rPr>
-          <w:rtl w:val="0"/>
-        </w:rPr>
-      </w:r>
+      <w:r>
+        <w:t xml:space="preserve">The image shows lyrics for the second </w:t>
+      </w:r>
+      <w:proofErr w:type="spellStart"/>
+      <w:r>
+        <w:t>Sthayee</w:t>
+      </w:r>
+      <w:proofErr w:type="spellEnd"/>
+      <w:r>
+        <w:t xml:space="preserve"> and Antara of a song, most likely in </w:t>
+      </w:r>
+      <w:proofErr w:type="gramStart"/>
+      <w:r>
+        <w:t>the Hindi</w:t>
+      </w:r>
+      <w:proofErr w:type="gramEnd"/>
+      <w:r>
+        <w:t xml:space="preserve"> or Braj Bhasha language, as it uses words like "Saba," "Jana," and "</w:t>
+      </w:r>
+      <w:proofErr w:type="spellStart"/>
+      <w:r>
+        <w:t>bala</w:t>
+      </w:r>
+      <w:proofErr w:type="spellEnd"/>
+      <w:r>
+        <w:t>." The text contains:</w:t>
+      </w:r>
+    </w:p>
+    <w:p>
+      <w:r>
+        <w:rPr>
+          <w:b/>
+          <w:bCs/>
+        </w:rPr>
+        <w:t xml:space="preserve">2. </w:t>
+      </w:r>
+      <w:proofErr w:type="spellStart"/>
+      <w:r>
+        <w:rPr>
+          <w:b/>
+          <w:bCs/>
+        </w:rPr>
+        <w:t>Sthayee</w:t>
+      </w:r>
+      <w:proofErr w:type="spellEnd"/>
     </w:p>
     <w:p>
       <w:pPr>
@@ -808,22 +853,18 @@
           <w:ilvl w:val="0"/>
           <w:numId w:val="1"/>
         </w:numPr>
-        <w:ind w:left="720" w:hanging="360"/>
-        <w:rPr/>
-      </w:pPr>
-      <w:r>
-        <w:rPr>
-          <w:b w:val="1"/>
-          <w:bCs w:val="1"/>
-          <w:rtl w:val="0"/>
-        </w:rPr>
-        <w:t xml:space="preserve">Jaaga</w:t>
-      </w:r>
-      <w:r>
-        <w:rPr>
-          <w:rtl w:val="0"/>
-        </w:rPr>
-        <w:t xml:space="preserve"> (woken up/awake)</w:t>
+      </w:pPr>
+      <w:proofErr w:type="spellStart"/>
+      <w:r>
+        <w:rPr>
+          <w:b/>
+          <w:bCs/>
+        </w:rPr>
+        <w:t>Jaaga</w:t>
+      </w:r>
+      <w:proofErr w:type="spellEnd"/>
+      <w:r>
+        <w:t> (woken up/awake)</w:t>
       </w:r>
     </w:p>
     <w:p>
@@ -832,22 +873,18 @@
           <w:ilvl w:val="0"/>
           <w:numId w:val="1"/>
         </w:numPr>
-        <w:ind w:left="720" w:hanging="360"/>
-        <w:rPr/>
-      </w:pPr>
-      <w:r>
-        <w:rPr>
-          <w:b w:val="1"/>
-          <w:bCs w:val="1"/>
-          <w:rtl w:val="0"/>
-        </w:rPr>
-        <w:t xml:space="preserve">uthe</w:t>
-      </w:r>
-      <w:r>
-        <w:rPr>
-          <w:rtl w:val="0"/>
-        </w:rPr>
-        <w:t xml:space="preserve"> (rise/arise)</w:t>
+      </w:pPr>
+      <w:proofErr w:type="spellStart"/>
+      <w:r>
+        <w:rPr>
+          <w:b/>
+          <w:bCs/>
+        </w:rPr>
+        <w:t>uthe</w:t>
+      </w:r>
+      <w:proofErr w:type="spellEnd"/>
+      <w:r>
+        <w:t> (rise/arise)</w:t>
       </w:r>
     </w:p>
     <w:p>
@@ -856,22 +893,16 @@
           <w:ilvl w:val="0"/>
           <w:numId w:val="1"/>
         </w:numPr>
-        <w:ind w:left="720" w:hanging="360"/>
-        <w:rPr/>
-      </w:pPr>
-      <w:r>
-        <w:rPr>
-          <w:b w:val="1"/>
-          <w:bCs w:val="1"/>
-          <w:rtl w:val="0"/>
-        </w:rPr>
-        <w:t xml:space="preserve">Saba</w:t>
-      </w:r>
-      <w:r>
-        <w:rPr>
-          <w:rtl w:val="0"/>
-        </w:rPr>
-        <w:t xml:space="preserve"> (all)</w:t>
+      </w:pPr>
+      <w:r>
+        <w:rPr>
+          <w:b/>
+          <w:bCs/>
+        </w:rPr>
+        <w:t>Saba</w:t>
+      </w:r>
+      <w:r>
+        <w:t> (all)</w:t>
       </w:r>
     </w:p>
     <w:p>
@@ -880,22 +911,16 @@
           <w:ilvl w:val="0"/>
           <w:numId w:val="1"/>
         </w:numPr>
-        <w:ind w:left="720" w:hanging="360"/>
-        <w:rPr/>
-      </w:pPr>
-      <w:r>
-        <w:rPr>
-          <w:b w:val="1"/>
-          <w:bCs w:val="1"/>
-          <w:rtl w:val="0"/>
-        </w:rPr>
-        <w:t xml:space="preserve">Jana</w:t>
-      </w:r>
-      <w:r>
-        <w:rPr>
-          <w:rtl w:val="0"/>
-        </w:rPr>
-        <w:t xml:space="preserve"> (people)</w:t>
+      </w:pPr>
+      <w:r>
+        <w:rPr>
+          <w:b/>
+          <w:bCs/>
+        </w:rPr>
+        <w:t>Jana</w:t>
+      </w:r>
+      <w:r>
+        <w:t> (people)</w:t>
       </w:r>
     </w:p>
     <w:p>
@@ -904,22 +929,19 @@
           <w:ilvl w:val="0"/>
           <w:numId w:val="1"/>
         </w:numPr>
-        <w:ind w:left="720" w:hanging="360"/>
-        <w:rPr/>
-      </w:pPr>
-      <w:r>
-        <w:rPr>
-          <w:b w:val="1"/>
-          <w:bCs w:val="1"/>
-          <w:rtl w:val="0"/>
-        </w:rPr>
-        <w:t xml:space="preserve">tumha</w:t>
-      </w:r>
-      <w:r>
-        <w:rPr>
-          <w:rtl w:val="0"/>
-        </w:rPr>
-        <w:t xml:space="preserve"> (you)</w:t>
+      </w:pPr>
+      <w:proofErr w:type="spellStart"/>
+      <w:r>
+        <w:rPr>
+          <w:b/>
+          <w:bCs/>
+        </w:rPr>
+        <w:lastRenderedPageBreak/>
+        <w:t>tumha</w:t>
+      </w:r>
+      <w:proofErr w:type="spellEnd"/>
+      <w:r>
+        <w:t> (you)</w:t>
       </w:r>
     </w:p>
     <w:p>
@@ -928,22 +950,18 @@
           <w:ilvl w:val="0"/>
           <w:numId w:val="1"/>
         </w:numPr>
-        <w:ind w:left="720" w:hanging="360"/>
-        <w:rPr/>
-      </w:pPr>
-      <w:r>
-        <w:rPr>
-          <w:b w:val="1"/>
-          <w:bCs w:val="1"/>
-          <w:rtl w:val="0"/>
-        </w:rPr>
-        <w:t xml:space="preserve">jago</w:t>
-      </w:r>
-      <w:r>
-        <w:rPr>
-          <w:rtl w:val="0"/>
-        </w:rPr>
-        <w:t xml:space="preserve"> (wake up)</w:t>
+      </w:pPr>
+      <w:proofErr w:type="spellStart"/>
+      <w:r>
+        <w:rPr>
+          <w:b/>
+          <w:bCs/>
+        </w:rPr>
+        <w:t>jago</w:t>
+      </w:r>
+      <w:proofErr w:type="spellEnd"/>
+      <w:r>
+        <w:t> (wake up)</w:t>
       </w:r>
     </w:p>
     <w:p>
@@ -952,22 +970,18 @@
           <w:ilvl w:val="0"/>
           <w:numId w:val="1"/>
         </w:numPr>
-        <w:ind w:left="720" w:hanging="360"/>
-        <w:rPr/>
-      </w:pPr>
-      <w:r>
-        <w:rPr>
-          <w:b w:val="1"/>
-          <w:bCs w:val="1"/>
-          <w:rtl w:val="0"/>
-        </w:rPr>
-        <w:t xml:space="preserve">Gauvana</w:t>
-      </w:r>
-      <w:r>
-        <w:rPr>
-          <w:rtl w:val="0"/>
-        </w:rPr>
-        <w:t xml:space="preserve"> (cows)</w:t>
+      </w:pPr>
+      <w:proofErr w:type="spellStart"/>
+      <w:r>
+        <w:rPr>
+          <w:b/>
+          <w:bCs/>
+        </w:rPr>
+        <w:t>Gauvana</w:t>
+      </w:r>
+      <w:proofErr w:type="spellEnd"/>
+      <w:r>
+        <w:t> (cows)</w:t>
       </w:r>
     </w:p>
     <w:p>
@@ -976,22 +990,18 @@
           <w:ilvl w:val="0"/>
           <w:numId w:val="1"/>
         </w:numPr>
-        <w:ind w:left="720" w:hanging="360"/>
-        <w:rPr/>
-      </w:pPr>
-      <w:r>
-        <w:rPr>
-          <w:b w:val="1"/>
-          <w:bCs w:val="1"/>
-          <w:rtl w:val="0"/>
-        </w:rPr>
-        <w:t xml:space="preserve">ke</w:t>
-      </w:r>
-      <w:r>
-        <w:rPr>
-          <w:rtl w:val="0"/>
-        </w:rPr>
-        <w:t xml:space="preserve"> (of)</w:t>
+      </w:pPr>
+      <w:proofErr w:type="spellStart"/>
+      <w:r>
+        <w:rPr>
+          <w:b/>
+          <w:bCs/>
+        </w:rPr>
+        <w:t>ke</w:t>
+      </w:r>
+      <w:proofErr w:type="spellEnd"/>
+      <w:r>
+        <w:t> (of)</w:t>
       </w:r>
     </w:p>
     <w:p>
@@ -1000,22 +1010,18 @@
           <w:ilvl w:val="0"/>
           <w:numId w:val="1"/>
         </w:numPr>
-        <w:ind w:left="720" w:hanging="360"/>
-        <w:rPr/>
-      </w:pPr>
-      <w:r>
-        <w:rPr>
-          <w:b w:val="1"/>
-          <w:bCs w:val="1"/>
-          <w:rtl w:val="0"/>
-        </w:rPr>
-        <w:t xml:space="preserve">chara</w:t>
-      </w:r>
-      <w:r>
-        <w:rPr>
-          <w:rtl w:val="0"/>
-        </w:rPr>
-        <w:t xml:space="preserve"> (four/graze)</w:t>
+      </w:pPr>
+      <w:proofErr w:type="spellStart"/>
+      <w:r>
+        <w:rPr>
+          <w:b/>
+          <w:bCs/>
+        </w:rPr>
+        <w:t>chara</w:t>
+      </w:r>
+      <w:proofErr w:type="spellEnd"/>
+      <w:r>
+        <w:t> (four/graze)</w:t>
       </w:r>
     </w:p>
     <w:p>
@@ -1024,22 +1030,18 @@
           <w:ilvl w:val="0"/>
           <w:numId w:val="1"/>
         </w:numPr>
-        <w:ind w:left="720" w:hanging="360"/>
-        <w:rPr/>
-      </w:pPr>
-      <w:r>
-        <w:rPr>
-          <w:b w:val="1"/>
-          <w:bCs w:val="1"/>
-          <w:rtl w:val="0"/>
-        </w:rPr>
-        <w:t xml:space="preserve">baala</w:t>
-      </w:r>
-      <w:r>
-        <w:rPr>
-          <w:rtl w:val="0"/>
-        </w:rPr>
-        <w:t xml:space="preserve"> (children/young ones)</w:t>
+      </w:pPr>
+      <w:proofErr w:type="spellStart"/>
+      <w:r>
+        <w:rPr>
+          <w:b/>
+          <w:bCs/>
+        </w:rPr>
+        <w:t>baala</w:t>
+      </w:r>
+      <w:proofErr w:type="spellEnd"/>
+      <w:r>
+        <w:t> (children/young ones)</w:t>
       </w:r>
     </w:p>
     <w:p>
@@ -1048,40 +1050,27 @@
           <w:ilvl w:val="0"/>
           <w:numId w:val="1"/>
         </w:numPr>
-        <w:ind w:left="720" w:hanging="360"/>
-        <w:rPr/>
-      </w:pPr>
-      <w:r>
-        <w:rPr>
-          <w:b w:val="1"/>
-          <w:bCs w:val="1"/>
-          <w:rtl w:val="0"/>
-        </w:rPr>
-        <w:t xml:space="preserve">charaiaa</w:t>
-      </w:r>
-      <w:r>
-        <w:rPr>
-          <w:rtl w:val="0"/>
-        </w:rPr>
-        <w:t xml:space="preserve"> (grazer/one who grazes)</w:t>
-      </w:r>
-    </w:p>
-    <w:p>
-      <w:pPr>
-        <w:rPr/>
-      </w:pPr>
-      <w:r>
-        <w:rPr>
-          <w:b w:val="1"/>
-          <w:bCs w:val="1"/>
-          <w:rtl w:val="0"/>
-        </w:rPr>
-        <w:t xml:space="preserve">Antara</w:t>
-      </w:r>
-      <w:r>
-        <w:rPr>
-          <w:rtl w:val="0"/>
-        </w:rPr>
+      </w:pPr>
+      <w:proofErr w:type="spellStart"/>
+      <w:r>
+        <w:rPr>
+          <w:b/>
+          <w:bCs/>
+        </w:rPr>
+        <w:t>charaiaa</w:t>
+      </w:r>
+      <w:proofErr w:type="spellEnd"/>
+      <w:r>
+        <w:t> (grazer/one who grazes)</w:t>
+      </w:r>
+    </w:p>
+    <w:p>
+      <w:r>
+        <w:rPr>
+          <w:b/>
+          <w:bCs/>
+        </w:rPr>
+        <w:t>Antara</w:t>
       </w:r>
     </w:p>
     <w:p>
@@ -1090,22 +1079,16 @@
           <w:ilvl w:val="0"/>
           <w:numId w:val="2"/>
         </w:numPr>
-        <w:ind w:left="720" w:hanging="360"/>
-        <w:rPr/>
-      </w:pPr>
-      <w:r>
-        <w:rPr>
-          <w:b w:val="1"/>
-          <w:bCs w:val="1"/>
-          <w:rtl w:val="0"/>
-        </w:rPr>
-        <w:t xml:space="preserve">Gowala</w:t>
-      </w:r>
-      <w:r>
-        <w:rPr>
-          <w:rtl w:val="0"/>
-        </w:rPr>
-        <w:t xml:space="preserve"> (cowherd)</w:t>
+      </w:pPr>
+      <w:r>
+        <w:rPr>
+          <w:b/>
+          <w:bCs/>
+        </w:rPr>
+        <w:t>Gowala</w:t>
+      </w:r>
+      <w:r>
+        <w:t> (cowherd)</w:t>
       </w:r>
     </w:p>
     <w:p>
@@ -1114,22 +1097,18 @@
           <w:ilvl w:val="0"/>
           <w:numId w:val="2"/>
         </w:numPr>
-        <w:ind w:left="720" w:hanging="360"/>
-        <w:rPr/>
-      </w:pPr>
-      <w:r>
-        <w:rPr>
-          <w:b w:val="1"/>
-          <w:bCs w:val="1"/>
-          <w:rtl w:val="0"/>
-        </w:rPr>
-        <w:t xml:space="preserve">bala</w:t>
-      </w:r>
-      <w:r>
-        <w:rPr>
-          <w:rtl w:val="0"/>
-        </w:rPr>
-        <w:t xml:space="preserve"> (boys/young ones)</w:t>
+      </w:pPr>
+      <w:proofErr w:type="spellStart"/>
+      <w:r>
+        <w:rPr>
+          <w:b/>
+          <w:bCs/>
+        </w:rPr>
+        <w:t>bala</w:t>
+      </w:r>
+      <w:proofErr w:type="spellEnd"/>
+      <w:r>
+        <w:t> (boys/young ones)</w:t>
       </w:r>
     </w:p>
     <w:p>
@@ -1138,22 +1117,16 @@
           <w:ilvl w:val="0"/>
           <w:numId w:val="2"/>
         </w:numPr>
-        <w:ind w:left="720" w:hanging="360"/>
-        <w:rPr/>
-      </w:pPr>
-      <w:r>
-        <w:rPr>
-          <w:b w:val="1"/>
-          <w:bCs w:val="1"/>
-          <w:rtl w:val="0"/>
-        </w:rPr>
-        <w:t xml:space="preserve">Saba</w:t>
-      </w:r>
-      <w:r>
-        <w:rPr>
-          <w:rtl w:val="0"/>
-        </w:rPr>
-        <w:t xml:space="preserve"> (all)</w:t>
+      </w:pPr>
+      <w:r>
+        <w:rPr>
+          <w:b/>
+          <w:bCs/>
+        </w:rPr>
+        <w:t>Saba</w:t>
+      </w:r>
+      <w:r>
+        <w:t> (all)</w:t>
       </w:r>
     </w:p>
     <w:p>
@@ -1162,22 +1135,18 @@
           <w:ilvl w:val="0"/>
           <w:numId w:val="2"/>
         </w:numPr>
-        <w:ind w:left="720" w:hanging="360"/>
-        <w:rPr/>
-      </w:pPr>
-      <w:r>
-        <w:rPr>
-          <w:b w:val="1"/>
-          <w:bCs w:val="1"/>
-          <w:rtl w:val="0"/>
-        </w:rPr>
-        <w:t xml:space="preserve">gouva</w:t>
-      </w:r>
-      <w:r>
-        <w:rPr>
-          <w:rtl w:val="0"/>
-        </w:rPr>
-        <w:t xml:space="preserve"> (cows)</w:t>
+      </w:pPr>
+      <w:proofErr w:type="spellStart"/>
+      <w:r>
+        <w:rPr>
+          <w:b/>
+          <w:bCs/>
+        </w:rPr>
+        <w:t>gouva</w:t>
+      </w:r>
+      <w:proofErr w:type="spellEnd"/>
+      <w:r>
+        <w:t> (cows)</w:t>
       </w:r>
     </w:p>
     <w:p>
@@ -1186,22 +1155,18 @@
           <w:ilvl w:val="0"/>
           <w:numId w:val="2"/>
         </w:numPr>
-        <w:ind w:left="720" w:hanging="360"/>
-        <w:rPr/>
-      </w:pPr>
-      <w:r>
-        <w:rPr>
-          <w:b w:val="1"/>
-          <w:bCs w:val="1"/>
-          <w:rtl w:val="0"/>
-        </w:rPr>
-        <w:t xml:space="preserve">charabata</w:t>
-      </w:r>
-      <w:r>
-        <w:rPr>
-          <w:rtl w:val="0"/>
-        </w:rPr>
-        <w:t xml:space="preserve"> (graze)</w:t>
+      </w:pPr>
+      <w:proofErr w:type="spellStart"/>
+      <w:r>
+        <w:rPr>
+          <w:b/>
+          <w:bCs/>
+        </w:rPr>
+        <w:t>charabata</w:t>
+      </w:r>
+      <w:proofErr w:type="spellEnd"/>
+      <w:r>
+        <w:t> (graze)</w:t>
       </w:r>
     </w:p>
     <w:p>
@@ -1210,22 +1175,18 @@
           <w:ilvl w:val="0"/>
           <w:numId w:val="2"/>
         </w:numPr>
-        <w:ind w:left="720" w:hanging="360"/>
-        <w:rPr/>
-      </w:pPr>
-      <w:r>
-        <w:rPr>
-          <w:b w:val="1"/>
-          <w:bCs w:val="1"/>
-          <w:rtl w:val="0"/>
-        </w:rPr>
-        <w:t xml:space="preserve">Tuhare</w:t>
-      </w:r>
-      <w:r>
-        <w:rPr>
-          <w:rtl w:val="0"/>
-        </w:rPr>
-        <w:t xml:space="preserve"> (your)</w:t>
+      </w:pPr>
+      <w:proofErr w:type="spellStart"/>
+      <w:r>
+        <w:rPr>
+          <w:b/>
+          <w:bCs/>
+        </w:rPr>
+        <w:t>Tuhare</w:t>
+      </w:r>
+      <w:proofErr w:type="spellEnd"/>
+      <w:r>
+        <w:t> (your)</w:t>
       </w:r>
     </w:p>
     <w:p>
@@ -1234,22 +1195,18 @@
           <w:ilvl w:val="0"/>
           <w:numId w:val="2"/>
         </w:numPr>
-        <w:ind w:left="720" w:hanging="360"/>
-        <w:rPr/>
-      </w:pPr>
-      <w:r>
-        <w:rPr>
-          <w:b w:val="1"/>
-          <w:bCs w:val="1"/>
-          <w:rtl w:val="0"/>
-        </w:rPr>
-        <w:t xml:space="preserve">karana</w:t>
-      </w:r>
-      <w:r>
-        <w:rPr>
-          <w:rtl w:val="0"/>
-        </w:rPr>
-        <w:t xml:space="preserve"> (sake/reason)</w:t>
+      </w:pPr>
+      <w:proofErr w:type="spellStart"/>
+      <w:r>
+        <w:rPr>
+          <w:b/>
+          <w:bCs/>
+        </w:rPr>
+        <w:t>karana</w:t>
+      </w:r>
+      <w:proofErr w:type="spellEnd"/>
+      <w:r>
+        <w:t> (sake/reason)</w:t>
       </w:r>
     </w:p>
     <w:p>
@@ -1258,22 +1215,18 @@
           <w:ilvl w:val="0"/>
           <w:numId w:val="2"/>
         </w:numPr>
-        <w:ind w:left="720" w:hanging="360"/>
-        <w:rPr/>
-      </w:pPr>
-      <w:r>
-        <w:rPr>
-          <w:b w:val="1"/>
-          <w:bCs w:val="1"/>
-          <w:rtl w:val="0"/>
-        </w:rPr>
-        <w:t xml:space="preserve">aabata</w:t>
-      </w:r>
-      <w:r>
-        <w:rPr>
-          <w:rtl w:val="0"/>
-        </w:rPr>
-        <w:t xml:space="preserve"> (come)</w:t>
+      </w:pPr>
+      <w:proofErr w:type="spellStart"/>
+      <w:r>
+        <w:rPr>
+          <w:b/>
+          <w:bCs/>
+        </w:rPr>
+        <w:t>aabata</w:t>
+      </w:r>
+      <w:proofErr w:type="spellEnd"/>
+      <w:r>
+        <w:t> (come)</w:t>
       </w:r>
     </w:p>
     <w:p>
@@ -1282,22 +1235,18 @@
           <w:ilvl w:val="0"/>
           <w:numId w:val="2"/>
         </w:numPr>
-        <w:ind w:left="720" w:hanging="360"/>
-        <w:rPr/>
-      </w:pPr>
-      <w:r>
-        <w:rPr>
-          <w:b w:val="1"/>
-          <w:bCs w:val="1"/>
-          <w:rtl w:val="0"/>
-        </w:rPr>
-        <w:t xml:space="preserve">dhhabata</w:t>
-      </w:r>
-      <w:r>
-        <w:rPr>
-          <w:rtl w:val="0"/>
-        </w:rPr>
-        <w:t xml:space="preserve"> (go/move around)</w:t>
+      </w:pPr>
+      <w:proofErr w:type="spellStart"/>
+      <w:r>
+        <w:rPr>
+          <w:b/>
+          <w:bCs/>
+        </w:rPr>
+        <w:t>dhhabata</w:t>
+      </w:r>
+      <w:proofErr w:type="spellEnd"/>
+      <w:r>
+        <w:t> (go/move around)</w:t>
       </w:r>
     </w:p>
     <w:p>
@@ -1306,22 +1255,18 @@
           <w:ilvl w:val="0"/>
           <w:numId w:val="2"/>
         </w:numPr>
-        <w:ind w:left="720" w:hanging="360"/>
-        <w:rPr/>
-      </w:pPr>
-      <w:r>
-        <w:rPr>
-          <w:b w:val="1"/>
-          <w:bCs w:val="1"/>
-          <w:rtl w:val="0"/>
-        </w:rPr>
-        <w:t xml:space="preserve">Sadaranga</w:t>
-      </w:r>
-      <w:r>
-        <w:rPr>
-          <w:rtl w:val="0"/>
-        </w:rPr>
-        <w:t xml:space="preserve"> (name of the composer, a common pen name)</w:t>
+      </w:pPr>
+      <w:proofErr w:type="spellStart"/>
+      <w:r>
+        <w:rPr>
+          <w:b/>
+          <w:bCs/>
+        </w:rPr>
+        <w:t>Sadaranga</w:t>
+      </w:r>
+      <w:proofErr w:type="spellEnd"/>
+      <w:r>
+        <w:t> (name of the composer, a common pen name)</w:t>
       </w:r>
     </w:p>
     <w:p>
@@ -1330,22 +1275,16 @@
           <w:ilvl w:val="0"/>
           <w:numId w:val="2"/>
         </w:numPr>
-        <w:ind w:left="720" w:hanging="360"/>
-        <w:rPr/>
-      </w:pPr>
-      <w:r>
-        <w:rPr>
-          <w:b w:val="1"/>
-          <w:bCs w:val="1"/>
-          <w:rtl w:val="0"/>
-        </w:rPr>
-        <w:t xml:space="preserve">mana</w:t>
-      </w:r>
-      <w:r>
-        <w:rPr>
-          <w:rtl w:val="0"/>
-        </w:rPr>
-        <w:t xml:space="preserve"> (mind/heart)</w:t>
+      </w:pPr>
+      <w:r>
+        <w:rPr>
+          <w:b/>
+          <w:bCs/>
+        </w:rPr>
+        <w:t>mana</w:t>
+      </w:r>
+      <w:r>
+        <w:t> (mind/heart)</w:t>
       </w:r>
     </w:p>
     <w:p>
@@ -1354,22 +1293,18 @@
           <w:ilvl w:val="0"/>
           <w:numId w:val="2"/>
         </w:numPr>
-        <w:ind w:left="720" w:hanging="360"/>
-        <w:rPr/>
-      </w:pPr>
-      <w:r>
-        <w:rPr>
-          <w:b w:val="1"/>
-          <w:bCs w:val="1"/>
-          <w:rtl w:val="0"/>
-        </w:rPr>
-        <w:t xml:space="preserve">tuma</w:t>
-      </w:r>
-      <w:r>
-        <w:rPr>
-          <w:rtl w:val="0"/>
-        </w:rPr>
-        <w:t xml:space="preserve"> (you)</w:t>
+      </w:pPr>
+      <w:proofErr w:type="spellStart"/>
+      <w:r>
+        <w:rPr>
+          <w:b/>
+          <w:bCs/>
+        </w:rPr>
+        <w:t>tuma</w:t>
+      </w:r>
+      <w:proofErr w:type="spellEnd"/>
+      <w:r>
+        <w:t> (you)</w:t>
       </w:r>
     </w:p>
     <w:p>
@@ -1378,22 +1313,16 @@
           <w:ilvl w:val="0"/>
           <w:numId w:val="2"/>
         </w:numPr>
-        <w:ind w:left="720" w:hanging="360"/>
-        <w:rPr/>
-      </w:pPr>
-      <w:r>
-        <w:rPr>
-          <w:b w:val="1"/>
-          <w:bCs w:val="1"/>
-          <w:rtl w:val="0"/>
-        </w:rPr>
-        <w:t xml:space="preserve">so</w:t>
-      </w:r>
-      <w:r>
-        <w:rPr>
-          <w:rtl w:val="0"/>
-        </w:rPr>
-        <w:t xml:space="preserve"> (with)</w:t>
+      </w:pPr>
+      <w:r>
+        <w:rPr>
+          <w:b/>
+          <w:bCs/>
+        </w:rPr>
+        <w:t>so</w:t>
+      </w:r>
+      <w:r>
+        <w:t> (with)</w:t>
       </w:r>
     </w:p>
     <w:p>
@@ -1402,124 +1331,133 @@
           <w:ilvl w:val="0"/>
           <w:numId w:val="2"/>
         </w:numPr>
-        <w:ind w:left="720" w:hanging="360"/>
-        <w:rPr/>
-      </w:pPr>
-      <w:r>
-        <w:rPr>
-          <w:b w:val="1"/>
-          <w:bCs w:val="1"/>
-          <w:rtl w:val="0"/>
-        </w:rPr>
-        <w:t xml:space="preserve">laago</w:t>
-      </w:r>
-      <w:r>
-        <w:rPr>
-          <w:rtl w:val="0"/>
-        </w:rPr>
-        <w:t xml:space="preserve"> (is attached/engaged)</w:t>
-      </w:r>
-    </w:p>
-    <w:p>
-      <w:pPr>
-        <w:rPr/>
-      </w:pPr>
-      <w:r>
-        <w:pict>
-          <v:rect style="width:0.0pt;height:1.5pt" o:hr="t" o:hrstd="t" o:hralign="center" fillcolor="#A0A0A0" stroked="f"/>
+      </w:pPr>
+      <w:proofErr w:type="spellStart"/>
+      <w:r>
+        <w:rPr>
+          <w:b/>
+          <w:bCs/>
+        </w:rPr>
+        <w:t>laago</w:t>
+      </w:r>
+      <w:proofErr w:type="spellEnd"/>
+      <w:r>
+        <w:t> (</w:t>
+      </w:r>
+      <w:proofErr w:type="gramStart"/>
+      <w:r>
+        <w:t>is attached</w:t>
+      </w:r>
+      <w:proofErr w:type="gramEnd"/>
+      <w:r>
+        <w:t>/engaged)</w:t>
+      </w:r>
+    </w:p>
+    <w:p>
+      <w:r>
+        <w:pict w14:anchorId="69753A00">
+          <v:rect id="_x0000_i1025" style="width:0;height:1.5pt" o:hralign="center" o:hrstd="t" o:hr="t" fillcolor="#a0a0a0" stroked="f"/>
         </w:pict>
       </w:r>
-      <w:r>
-        <w:rPr>
-          <w:rtl w:val="0"/>
-        </w:rPr>
-      </w:r>
-    </w:p>
-    <w:p>
-      <w:pPr>
-        <w:rPr/>
-      </w:pPr>
-      <w:r>
-        <w:rPr>
-          <w:i w:val="1"/>
-          <w:iCs w:val="1"/>
-          <w:rtl w:val="0"/>
-        </w:rPr>
-        <w:t xml:space="preserve">Please note that Hindustani classical music lyrics often use poetic or regional variations of words (like Braj Bhasha) and the exact word-by-word meaning may sometimes be less important than the phrase meaning. I used the closest English translations for the Hindi/Braj Bhasha words shown.</w:t>
-      </w:r>
-      <w:r>
-        <w:rPr>
-          <w:rtl w:val="0"/>
-        </w:rPr>
-      </w:r>
-    </w:p>
-    <w:p>
-      <w:pPr>
-        <w:rPr/>
-      </w:pPr>
-      <w:r>
-        <w:rPr>
-          <w:rtl w:val="0"/>
-        </w:rPr>
-      </w:r>
-    </w:p>
+    </w:p>
+    <w:p>
+      <w:r>
+        <w:rPr>
+          <w:i/>
+          <w:iCs/>
+        </w:rPr>
+        <w:t>Please note that Hindustani classical music lyrics often use poetic or regional variations of words (like Braj Bhasha) and the exact word-by-word meaning may sometimes be less important than the phrase meaning. I used the closest English translations for the Hindi/Braj Bhasha words shown.</w:t>
+      </w:r>
+    </w:p>
+    <w:p/>
     <w:sectPr>
-      <w:headerReference r:id="rId7" w:type="default"/>
-      <w:pgSz w:h="15840" w:w="12240" w:orient="portrait"/>
-      <w:pgMar w:bottom="1440" w:top="1440" w:left="1440" w:right="1440" w:header="720" w:footer="720"/>
+      <w:headerReference w:type="default" r:id="rId8"/>
+      <w:pgSz w:w="12240" w:h="15840"/>
+      <w:pgMar w:top="1440" w:right="1440" w:bottom="1440" w:left="1440" w:header="720" w:footer="720" w:gutter="0"/>
       <w:pgNumType w:start="1"/>
-      <w:sectPrChange w:author="Virata Pusuluri" w:id="0" w:date="2026-01-20T15:38:31Z">
-        <w:sectPr w:rsidR="000000" w:rsidDel="000000" w:rsidRPr="000000" w:rsidSect="000000">
-          <w:pgMar w:bottom="1440" w:top="1440" w:left="1440" w:right="1440" w:header="720" w:footer="720"/>
-          <w:pgNumType w:start="1"/>
-          <w:pgSz w:h="15840" w:w="12240" w:orient="portrait"/>
-        </w:sectPr>
-      </w:sectPrChange>
+      <w:cols w:space="720"/>
     </w:sectPr>
   </w:body>
 </w:document>
 </file>
 
+<file path=word/endnotes.xml><?xml version="1.0" encoding="utf-8"?>
+<w:endnotes xmlns:wpc="http://schemas.microsoft.com/office/word/2010/wordprocessingCanvas" xmlns:cx="http://schemas.microsoft.com/office/drawing/2014/chartex" xmlns:cx1="http://schemas.microsoft.com/office/drawing/2015/9/8/chartex" xmlns:cx2="http://schemas.microsoft.com/office/drawing/2015/10/21/chartex" xmlns:cx3="http://schemas.microsoft.com/office/drawing/2016/5/9/chartex" xmlns:cx4="http://schemas.microsoft.com/office/drawing/2016/5/10/chartex" xmlns:cx5="http://schemas.microsoft.com/office/drawing/2016/5/11/chartex" xmlns:cx6="http://schemas.microsoft.com/office/drawing/2016/5/12/chartex" xmlns:cx7="http://schemas.microsoft.com/office/drawing/2016/5/13/chartex" xmlns:cx8="http://schemas.microsoft.com/office/drawing/2016/5/14/chartex" xmlns:mc="http://schemas.openxmlformats.org/markup-compatibility/2006" xmlns:aink="http://schemas.microsoft.com/office/drawing/2016/ink" xmlns:am3d="http://schemas.microsoft.com/office/drawing/2017/model3d" xmlns:o="urn:schemas-microsoft-com:office:office" xmlns:oel="http://schemas.microsoft.com/office/2019/extlst" xmlns:r="http://schemas.openxmlformats.org/officeDocument/2006/relationships" xmlns:m="http://schemas.openxmlformats.org/officeDocument/2006/math" xmlns:v="urn:schemas-microsoft-com:vml" xmlns:wp14="http://schemas.microsoft.com/office/word/2010/wordprocessingDrawing" xmlns:wp="http://schemas.openxmlformats.org/drawingml/2006/wordprocessingDrawing" xmlns:w10="urn:schemas-microsoft-com:office:word" xmlns:w="http://schemas.openxmlformats.org/wordprocessingml/2006/main" xmlns:w14="http://schemas.microsoft.com/office/word/2010/wordml" xmlns:w15="http://schemas.microsoft.com/office/word/2012/wordml" xmlns:w16cex="http://schemas.microsoft.com/office/word/2018/wordml/cex" xmlns:w16cid="http://schemas.microsoft.com/office/word/2016/wordml/cid" xmlns:w16="http://schemas.microsoft.com/office/word/2018/wordml" xmlns:w16du="http://schemas.microsoft.com/office/word/2023/wordml/word16du" xmlns:w16sdtdh="http://schemas.microsoft.com/office/word/2020/wordml/sdtdatahash" xmlns:w16sdtfl="http://schemas.microsoft.com/office/word/2024/wordml/sdtformatlock" xmlns:w16se="http://schemas.microsoft.com/office/word/2015/wordml/symex" xmlns:wpg="http://schemas.microsoft.com/office/word/2010/wordprocessingGroup" xmlns:wpi="http://schemas.microsoft.com/office/word/2010/wordprocessingInk" xmlns:wne="http://schemas.microsoft.com/office/word/2006/wordml" xmlns:wps="http://schemas.microsoft.com/office/word/2010/wordprocessingShape" mc:Ignorable="w14 w15 w16se w16cid w16 w16cex w16sdtdh w16sdtfl w16du wp14">
+  <w:endnote w:type="separator" w:id="-1">
+    <w:p>
+      <w:pPr>
+        <w:spacing w:after="0" w:line="240" w:lineRule="auto"/>
+      </w:pPr>
+      <w:r>
+        <w:separator/>
+      </w:r>
+    </w:p>
+  </w:endnote>
+  <w:endnote w:type="continuationSeparator" w:id="0">
+    <w:p>
+      <w:pPr>
+        <w:spacing w:after="0" w:line="240" w:lineRule="auto"/>
+      </w:pPr>
+      <w:r>
+        <w:continuationSeparator/>
+      </w:r>
+    </w:p>
+  </w:endnote>
+</w:endnotes>
+</file>
+
+<file path=word/footnotes.xml><?xml version="1.0" encoding="utf-8"?>
+<w:footnotes xmlns:wpc="http://schemas.microsoft.com/office/word/2010/wordprocessingCanvas" xmlns:cx="http://schemas.microsoft.com/office/drawing/2014/chartex" xmlns:cx1="http://schemas.microsoft.com/office/drawing/2015/9/8/chartex" xmlns:cx2="http://schemas.microsoft.com/office/drawing/2015/10/21/chartex" xmlns:cx3="http://schemas.microsoft.com/office/drawing/2016/5/9/chartex" xmlns:cx4="http://schemas.microsoft.com/office/drawing/2016/5/10/chartex" xmlns:cx5="http://schemas.microsoft.com/office/drawing/2016/5/11/chartex" xmlns:cx6="http://schemas.microsoft.com/office/drawing/2016/5/12/chartex" xmlns:cx7="http://schemas.microsoft.com/office/drawing/2016/5/13/chartex" xmlns:cx8="http://schemas.microsoft.com/office/drawing/2016/5/14/chartex" xmlns:mc="http://schemas.openxmlformats.org/markup-compatibility/2006" xmlns:aink="http://schemas.microsoft.com/office/drawing/2016/ink" xmlns:am3d="http://schemas.microsoft.com/office/drawing/2017/model3d" xmlns:o="urn:schemas-microsoft-com:office:office" xmlns:oel="http://schemas.microsoft.com/office/2019/extlst" xmlns:r="http://schemas.openxmlformats.org/officeDocument/2006/relationships" xmlns:m="http://schemas.openxmlformats.org/officeDocument/2006/math" xmlns:v="urn:schemas-microsoft-com:vml" xmlns:wp14="http://schemas.microsoft.com/office/word/2010/wordprocessingDrawing" xmlns:wp="http://schemas.openxmlformats.org/drawingml/2006/wordprocessingDrawing" xmlns:w10="urn:schemas-microsoft-com:office:word" xmlns:w="http://schemas.openxmlformats.org/wordprocessingml/2006/main" xmlns:w14="http://schemas.microsoft.com/office/word/2010/wordml" xmlns:w15="http://schemas.microsoft.com/office/word/2012/wordml" xmlns:w16cex="http://schemas.microsoft.com/office/word/2018/wordml/cex" xmlns:w16cid="http://schemas.microsoft.com/office/word/2016/wordml/cid" xmlns:w16="http://schemas.microsoft.com/office/word/2018/wordml" xmlns:w16du="http://schemas.microsoft.com/office/word/2023/wordml/word16du" xmlns:w16sdtdh="http://schemas.microsoft.com/office/word/2020/wordml/sdtdatahash" xmlns:w16sdtfl="http://schemas.microsoft.com/office/word/2024/wordml/sdtformatlock" xmlns:w16se="http://schemas.microsoft.com/office/word/2015/wordml/symex" xmlns:wpg="http://schemas.microsoft.com/office/word/2010/wordprocessingGroup" xmlns:wpi="http://schemas.microsoft.com/office/word/2010/wordprocessingInk" xmlns:wne="http://schemas.microsoft.com/office/word/2006/wordml" xmlns:wps="http://schemas.microsoft.com/office/word/2010/wordprocessingShape" mc:Ignorable="w14 w15 w16se w16cid w16 w16cex w16sdtdh w16sdtfl w16du wp14">
+  <w:footnote w:type="separator" w:id="-1">
+    <w:p>
+      <w:pPr>
+        <w:spacing w:after="0" w:line="240" w:lineRule="auto"/>
+      </w:pPr>
+      <w:r>
+        <w:separator/>
+      </w:r>
+    </w:p>
+  </w:footnote>
+  <w:footnote w:type="continuationSeparator" w:id="0">
+    <w:p>
+      <w:pPr>
+        <w:spacing w:after="0" w:line="240" w:lineRule="auto"/>
+      </w:pPr>
+      <w:r>
+        <w:continuationSeparator/>
+      </w:r>
+    </w:p>
+  </w:footnote>
+</w:footnotes>
+</file>
+
 <file path=word/header1.xml><?xml version="1.0" encoding="utf-8"?>
-<w:hdr xmlns:mc="http://schemas.openxmlformats.org/markup-compatibility/2006" xmlns:o="urn:schemas-microsoft-com:office:office" xmlns:r="http://schemas.openxmlformats.org/officeDocument/2006/relationships" xmlns:m="http://schemas.openxmlformats.org/officeDocument/2006/math" xmlns:v="urn:schemas-microsoft-com:vml" xmlns:wp="http://schemas.openxmlformats.org/drawingml/2006/wordprocessingDrawing" xmlns:w10="urn:schemas-microsoft-com:office:word" xmlns:w="http://schemas.openxmlformats.org/wordprocessingml/2006/main" xmlns:wne="http://schemas.microsoft.com/office/word/2006/wordml" xmlns:sl="http://schemas.openxmlformats.org/schemaLibrary/2006/main" xmlns:a="http://schemas.openxmlformats.org/drawingml/2006/main" xmlns:pic="http://schemas.openxmlformats.org/drawingml/2006/picture" xmlns:c="http://schemas.openxmlformats.org/drawingml/2006/chart" xmlns:lc="http://schemas.openxmlformats.org/drawingml/2006/lockedCanvas" xmlns:dgm="http://schemas.openxmlformats.org/drawingml/2006/diagram" xmlns:wps="http://schemas.microsoft.com/office/word/2010/wordprocessingShape" xmlns:wpg="http://schemas.microsoft.com/office/word/2010/wordprocessingGroup" xmlns:w14="http://schemas.microsoft.com/office/word/2010/wordml" xmlns:w15="http://schemas.microsoft.com/office/word/2012/wordml" xmlns:w16="http://schemas.microsoft.com/office/word/2018/wordml" xmlns:w16cex="http://schemas.microsoft.com/office/word/2018/wordml/cex" xmlns:w16cid="http://schemas.microsoft.com/office/word/2016/wordml/cid" xmlns="http://schemas.microsoft.com/office/tasks/2019/documenttasks" xmlns:cr="http://schemas.microsoft.com/office/comments/2020/reactions">
+<w:hdr xmlns:wpc="http://schemas.microsoft.com/office/word/2010/wordprocessingCanvas" xmlns:cx="http://schemas.microsoft.com/office/drawing/2014/chartex" xmlns:cx1="http://schemas.microsoft.com/office/drawing/2015/9/8/chartex" xmlns:cx2="http://schemas.microsoft.com/office/drawing/2015/10/21/chartex" xmlns:cx3="http://schemas.microsoft.com/office/drawing/2016/5/9/chartex" xmlns:cx4="http://schemas.microsoft.com/office/drawing/2016/5/10/chartex" xmlns:cx5="http://schemas.microsoft.com/office/drawing/2016/5/11/chartex" xmlns:cx6="http://schemas.microsoft.com/office/drawing/2016/5/12/chartex" xmlns:cx7="http://schemas.microsoft.com/office/drawing/2016/5/13/chartex" xmlns:cx8="http://schemas.microsoft.com/office/drawing/2016/5/14/chartex" xmlns:mc="http://schemas.openxmlformats.org/markup-compatibility/2006" xmlns:aink="http://schemas.microsoft.com/office/drawing/2016/ink" xmlns:am3d="http://schemas.microsoft.com/office/drawing/2017/model3d" xmlns:o="urn:schemas-microsoft-com:office:office" xmlns:oel="http://schemas.microsoft.com/office/2019/extlst" xmlns:r="http://schemas.openxmlformats.org/officeDocument/2006/relationships" xmlns:m="http://schemas.openxmlformats.org/officeDocument/2006/math" xmlns:v="urn:schemas-microsoft-com:vml" xmlns:wp14="http://schemas.microsoft.com/office/word/2010/wordprocessingDrawing" xmlns:wp="http://schemas.openxmlformats.org/drawingml/2006/wordprocessingDrawing" xmlns:w10="urn:schemas-microsoft-com:office:word" xmlns:w="http://schemas.openxmlformats.org/wordprocessingml/2006/main" xmlns:w14="http://schemas.microsoft.com/office/word/2010/wordml" xmlns:w15="http://schemas.microsoft.com/office/word/2012/wordml" xmlns:w16cex="http://schemas.microsoft.com/office/word/2018/wordml/cex" xmlns:w16cid="http://schemas.microsoft.com/office/word/2016/wordml/cid" xmlns:w16="http://schemas.microsoft.com/office/word/2018/wordml" xmlns:w16du="http://schemas.microsoft.com/office/word/2023/wordml/word16du" xmlns:w16sdtdh="http://schemas.microsoft.com/office/word/2020/wordml/sdtdatahash" xmlns:w16sdtfl="http://schemas.microsoft.com/office/word/2024/wordml/sdtformatlock" xmlns:w16se="http://schemas.microsoft.com/office/word/2015/wordml/symex" xmlns:wpg="http://schemas.microsoft.com/office/word/2010/wordprocessingGroup" xmlns:wpi="http://schemas.microsoft.com/office/word/2010/wordprocessingInk" xmlns:wne="http://schemas.microsoft.com/office/word/2006/wordml" xmlns:wps="http://schemas.microsoft.com/office/word/2010/wordprocessingShape" mc:Ignorable="w14 w15 w16se w16cid w16 w16cex w16sdtdh w16sdtfl w16du wp14">
   <w:sdt>
     <w:sdtPr>
+      <w:tag w:val="goog_rdk_41"/>
       <w:id w:val="-1844526187"/>
-      <w:tag w:val="goog_rdk_41"/>
     </w:sdtPr>
     <w:sdtContent>
       <w:p>
         <w:pPr>
           <w:rPr>
-            <w:ins w:author="Virata Pusuluri" w:id="12" w:date="2026-01-20T15:38:31Z"/>
-            <w:rPrChange w:author="Virata Pusuluri" w:id="0" w:date="2026-01-20T15:38:31Z">
-              <w:rPr/>
-            </w:rPrChange>
+            <w:ins w:id="42" w:author="Virata Pusuluri" w:date="2026-01-20T15:38:00Z"/>
           </w:rPr>
         </w:pPr>
         <w:sdt>
           <w:sdtPr>
+            <w:tag w:val="goog_rdk_39"/>
             <w:id w:val="-961858234"/>
-            <w:tag w:val="goog_rdk_39"/>
           </w:sdtPr>
           <w:sdtContent>
-            <w:ins w:author="Virata Pusuluri" w:id="12" w:date="2026-01-20T15:38:31Z"/>
             <w:sdt>
               <w:sdtPr>
+                <w:tag w:val="goog_rdk_40"/>
                 <w:id w:val="2070837468"/>
-                <w:tag w:val="goog_rdk_40"/>
               </w:sdtPr>
-              <w:sdtContent>
-                <w:ins w:author="Virata Pusuluri" w:id="12" w:date="2026-01-20T15:38:31Z">
-                  <w:r>
-                    <w:rPr>
-                      <w:rtl w:val="0"/>
-                    </w:rPr>
-                  </w:r>
-                </w:ins>
-              </w:sdtContent>
+              <w:sdtContent/>
             </w:sdt>
-            <w:ins w:author="Virata Pusuluri" w:id="12" w:date="2026-01-20T15:38:31Z"/>
           </w:sdtContent>
         </w:sdt>
       </w:p>
@@ -1529,8 +1467,11 @@
 </file>
 
 <file path=word/numbering.xml><?xml version="1.0" encoding="utf-8"?>
-<w:numbering xmlns:mc="http://schemas.openxmlformats.org/markup-compatibility/2006" xmlns:o="urn:schemas-microsoft-com:office:office" xmlns:r="http://schemas.openxmlformats.org/officeDocument/2006/relationships" xmlns:m="http://schemas.openxmlformats.org/officeDocument/2006/math" xmlns:v="urn:schemas-microsoft-com:vml" xmlns:wp="http://schemas.openxmlformats.org/drawingml/2006/wordprocessingDrawing" xmlns:w10="urn:schemas-microsoft-com:office:word" xmlns:w="http://schemas.openxmlformats.org/wordprocessingml/2006/main" xmlns:wne="http://schemas.microsoft.com/office/word/2006/wordml" xmlns:sl="http://schemas.openxmlformats.org/schemaLibrary/2006/main" xmlns:a="http://schemas.openxmlformats.org/drawingml/2006/main" xmlns:pic="http://schemas.openxmlformats.org/drawingml/2006/picture" xmlns:c="http://schemas.openxmlformats.org/drawingml/2006/chart" xmlns:lc="http://schemas.openxmlformats.org/drawingml/2006/lockedCanvas" xmlns:dgm="http://schemas.openxmlformats.org/drawingml/2006/diagram" xmlns:wps="http://schemas.microsoft.com/office/word/2010/wordprocessingShape" xmlns:wpg="http://schemas.microsoft.com/office/word/2010/wordprocessingGroup" xmlns:w14="http://schemas.microsoft.com/office/word/2010/wordml" xmlns:w15="http://schemas.microsoft.com/office/word/2012/wordml" xmlns:w16="http://schemas.microsoft.com/office/word/2018/wordml" xmlns:w16cex="http://schemas.microsoft.com/office/word/2018/wordml/cex" xmlns:w16cid="http://schemas.microsoft.com/office/word/2016/wordml/cid" xmlns="http://schemas.microsoft.com/office/tasks/2019/documenttasks" xmlns:cr="http://schemas.microsoft.com/office/comments/2020/reactions">
-  <w:abstractNum w:abstractNumId="1">
+<w:numbering xmlns:wpc="http://schemas.microsoft.com/office/word/2010/wordprocessingCanvas" xmlns:cx="http://schemas.microsoft.com/office/drawing/2014/chartex" xmlns:cx1="http://schemas.microsoft.com/office/drawing/2015/9/8/chartex" xmlns:cx2="http://schemas.microsoft.com/office/drawing/2015/10/21/chartex" xmlns:cx3="http://schemas.microsoft.com/office/drawing/2016/5/9/chartex" xmlns:cx4="http://schemas.microsoft.com/office/drawing/2016/5/10/chartex" xmlns:cx5="http://schemas.microsoft.com/office/drawing/2016/5/11/chartex" xmlns:cx6="http://schemas.microsoft.com/office/drawing/2016/5/12/chartex" xmlns:cx7="http://schemas.microsoft.com/office/drawing/2016/5/13/chartex" xmlns:cx8="http://schemas.microsoft.com/office/drawing/2016/5/14/chartex" xmlns:mc="http://schemas.openxmlformats.org/markup-compatibility/2006" xmlns:aink="http://schemas.microsoft.com/office/drawing/2016/ink" xmlns:am3d="http://schemas.microsoft.com/office/drawing/2017/model3d" xmlns:o="urn:schemas-microsoft-com:office:office" xmlns:oel="http://schemas.microsoft.com/office/2019/extlst" xmlns:r="http://schemas.openxmlformats.org/officeDocument/2006/relationships" xmlns:m="http://schemas.openxmlformats.org/officeDocument/2006/math" xmlns:v="urn:schemas-microsoft-com:vml" xmlns:wp14="http://schemas.microsoft.com/office/word/2010/wordprocessingDrawing" xmlns:wp="http://schemas.openxmlformats.org/drawingml/2006/wordprocessingDrawing" xmlns:w10="urn:schemas-microsoft-com:office:word" xmlns:w="http://schemas.openxmlformats.org/wordprocessingml/2006/main" xmlns:w14="http://schemas.microsoft.com/office/word/2010/wordml" xmlns:w15="http://schemas.microsoft.com/office/word/2012/wordml" xmlns:w16cex="http://schemas.microsoft.com/office/word/2018/wordml/cex" xmlns:w16cid="http://schemas.microsoft.com/office/word/2016/wordml/cid" xmlns:w16="http://schemas.microsoft.com/office/word/2018/wordml" xmlns:w16du="http://schemas.microsoft.com/office/word/2023/wordml/word16du" xmlns:w16sdtdh="http://schemas.microsoft.com/office/word/2020/wordml/sdtdatahash" xmlns:w16sdtfl="http://schemas.microsoft.com/office/word/2024/wordml/sdtformatlock" xmlns:w16se="http://schemas.microsoft.com/office/word/2015/wordml/symex" xmlns:wpg="http://schemas.microsoft.com/office/word/2010/wordprocessingGroup" xmlns:wpi="http://schemas.microsoft.com/office/word/2010/wordprocessingInk" xmlns:wne="http://schemas.microsoft.com/office/word/2006/wordml" xmlns:wps="http://schemas.microsoft.com/office/word/2010/wordprocessingShape" mc:Ignorable="w14 w15 w16se w16cid w16 w16cex w16sdtdh w16sdtfl w16du wp14">
+  <w:abstractNum w:abstractNumId="0" w15:restartNumberingAfterBreak="0">
+    <w:nsid w:val="0F1E2E76"/>
+    <w:multiLevelType w:val="multilevel"/>
+    <w:tmpl w:val="43649EDA"/>
     <w:lvl w:ilvl="0">
       <w:start w:val="1"/>
       <w:numFmt w:val="bullet"/>
@@ -1540,7 +1481,7 @@
         <w:ind w:left="720" w:hanging="360"/>
       </w:pPr>
       <w:rPr>
-        <w:rFonts w:ascii="Noto Sans Symbols" w:cs="Noto Sans Symbols" w:eastAsia="Noto Sans Symbols" w:hAnsi="Noto Sans Symbols"/>
+        <w:rFonts w:ascii="Noto Sans Symbols" w:eastAsia="Noto Sans Symbols" w:hAnsi="Noto Sans Symbols" w:cs="Noto Sans Symbols"/>
         <w:sz w:val="20"/>
         <w:szCs w:val="20"/>
       </w:rPr>
@@ -1554,7 +1495,7 @@
         <w:ind w:left="1440" w:hanging="360"/>
       </w:pPr>
       <w:rPr>
-        <w:rFonts w:ascii="Noto Sans Symbols" w:cs="Noto Sans Symbols" w:eastAsia="Noto Sans Symbols" w:hAnsi="Noto Sans Symbols"/>
+        <w:rFonts w:ascii="Noto Sans Symbols" w:eastAsia="Noto Sans Symbols" w:hAnsi="Noto Sans Symbols" w:cs="Noto Sans Symbols"/>
         <w:sz w:val="20"/>
         <w:szCs w:val="20"/>
       </w:rPr>
@@ -1568,7 +1509,7 @@
         <w:ind w:left="2160" w:hanging="360"/>
       </w:pPr>
       <w:rPr>
-        <w:rFonts w:ascii="Noto Sans Symbols" w:cs="Noto Sans Symbols" w:eastAsia="Noto Sans Symbols" w:hAnsi="Noto Sans Symbols"/>
+        <w:rFonts w:ascii="Noto Sans Symbols" w:eastAsia="Noto Sans Symbols" w:hAnsi="Noto Sans Symbols" w:cs="Noto Sans Symbols"/>
         <w:sz w:val="20"/>
         <w:szCs w:val="20"/>
       </w:rPr>
@@ -1582,7 +1523,7 @@
         <w:ind w:left="2880" w:hanging="360"/>
       </w:pPr>
       <w:rPr>
-        <w:rFonts w:ascii="Noto Sans Symbols" w:cs="Noto Sans Symbols" w:eastAsia="Noto Sans Symbols" w:hAnsi="Noto Sans Symbols"/>
+        <w:rFonts w:ascii="Noto Sans Symbols" w:eastAsia="Noto Sans Symbols" w:hAnsi="Noto Sans Symbols" w:cs="Noto Sans Symbols"/>
         <w:sz w:val="20"/>
         <w:szCs w:val="20"/>
       </w:rPr>
@@ -1596,7 +1537,7 @@
         <w:ind w:left="3600" w:hanging="360"/>
       </w:pPr>
       <w:rPr>
-        <w:rFonts w:ascii="Noto Sans Symbols" w:cs="Noto Sans Symbols" w:eastAsia="Noto Sans Symbols" w:hAnsi="Noto Sans Symbols"/>
+        <w:rFonts w:ascii="Noto Sans Symbols" w:eastAsia="Noto Sans Symbols" w:hAnsi="Noto Sans Symbols" w:cs="Noto Sans Symbols"/>
         <w:sz w:val="20"/>
         <w:szCs w:val="20"/>
       </w:rPr>
@@ -1610,7 +1551,7 @@
         <w:ind w:left="4320" w:hanging="360"/>
       </w:pPr>
       <w:rPr>
-        <w:rFonts w:ascii="Noto Sans Symbols" w:cs="Noto Sans Symbols" w:eastAsia="Noto Sans Symbols" w:hAnsi="Noto Sans Symbols"/>
+        <w:rFonts w:ascii="Noto Sans Symbols" w:eastAsia="Noto Sans Symbols" w:hAnsi="Noto Sans Symbols" w:cs="Noto Sans Symbols"/>
         <w:sz w:val="20"/>
         <w:szCs w:val="20"/>
       </w:rPr>
@@ -1624,7 +1565,7 @@
         <w:ind w:left="5040" w:hanging="360"/>
       </w:pPr>
       <w:rPr>
-        <w:rFonts w:ascii="Noto Sans Symbols" w:cs="Noto Sans Symbols" w:eastAsia="Noto Sans Symbols" w:hAnsi="Noto Sans Symbols"/>
+        <w:rFonts w:ascii="Noto Sans Symbols" w:eastAsia="Noto Sans Symbols" w:hAnsi="Noto Sans Symbols" w:cs="Noto Sans Symbols"/>
         <w:sz w:val="20"/>
         <w:szCs w:val="20"/>
       </w:rPr>
@@ -1638,7 +1579,7 @@
         <w:ind w:left="5760" w:hanging="360"/>
       </w:pPr>
       <w:rPr>
-        <w:rFonts w:ascii="Noto Sans Symbols" w:cs="Noto Sans Symbols" w:eastAsia="Noto Sans Symbols" w:hAnsi="Noto Sans Symbols"/>
+        <w:rFonts w:ascii="Noto Sans Symbols" w:eastAsia="Noto Sans Symbols" w:hAnsi="Noto Sans Symbols" w:cs="Noto Sans Symbols"/>
         <w:sz w:val="20"/>
         <w:szCs w:val="20"/>
       </w:rPr>
@@ -1652,13 +1593,16 @@
         <w:ind w:left="6480" w:hanging="360"/>
       </w:pPr>
       <w:rPr>
-        <w:rFonts w:ascii="Noto Sans Symbols" w:cs="Noto Sans Symbols" w:eastAsia="Noto Sans Symbols" w:hAnsi="Noto Sans Symbols"/>
+        <w:rFonts w:ascii="Noto Sans Symbols" w:eastAsia="Noto Sans Symbols" w:hAnsi="Noto Sans Symbols" w:cs="Noto Sans Symbols"/>
         <w:sz w:val="20"/>
         <w:szCs w:val="20"/>
       </w:rPr>
     </w:lvl>
   </w:abstractNum>
-  <w:abstractNum w:abstractNumId="2">
+  <w:abstractNum w:abstractNumId="1" w15:restartNumberingAfterBreak="0">
+    <w:nsid w:val="5E9078B9"/>
+    <w:multiLevelType w:val="multilevel"/>
+    <w:tmpl w:val="3BD86144"/>
     <w:lvl w:ilvl="0">
       <w:start w:val="1"/>
       <w:numFmt w:val="bullet"/>
@@ -1668,7 +1612,7 @@
         <w:ind w:left="720" w:hanging="360"/>
       </w:pPr>
       <w:rPr>
-        <w:rFonts w:ascii="Noto Sans Symbols" w:cs="Noto Sans Symbols" w:eastAsia="Noto Sans Symbols" w:hAnsi="Noto Sans Symbols"/>
+        <w:rFonts w:ascii="Noto Sans Symbols" w:eastAsia="Noto Sans Symbols" w:hAnsi="Noto Sans Symbols" w:cs="Noto Sans Symbols"/>
         <w:sz w:val="20"/>
         <w:szCs w:val="20"/>
       </w:rPr>
@@ -1682,7 +1626,7 @@
         <w:ind w:left="1440" w:hanging="360"/>
       </w:pPr>
       <w:rPr>
-        <w:rFonts w:ascii="Noto Sans Symbols" w:cs="Noto Sans Symbols" w:eastAsia="Noto Sans Symbols" w:hAnsi="Noto Sans Symbols"/>
+        <w:rFonts w:ascii="Noto Sans Symbols" w:eastAsia="Noto Sans Symbols" w:hAnsi="Noto Sans Symbols" w:cs="Noto Sans Symbols"/>
         <w:sz w:val="20"/>
         <w:szCs w:val="20"/>
       </w:rPr>
@@ -1696,7 +1640,7 @@
         <w:ind w:left="2160" w:hanging="360"/>
       </w:pPr>
       <w:rPr>
-        <w:rFonts w:ascii="Noto Sans Symbols" w:cs="Noto Sans Symbols" w:eastAsia="Noto Sans Symbols" w:hAnsi="Noto Sans Symbols"/>
+        <w:rFonts w:ascii="Noto Sans Symbols" w:eastAsia="Noto Sans Symbols" w:hAnsi="Noto Sans Symbols" w:cs="Noto Sans Symbols"/>
         <w:sz w:val="20"/>
         <w:szCs w:val="20"/>
       </w:rPr>
@@ -1710,7 +1654,7 @@
         <w:ind w:left="2880" w:hanging="360"/>
       </w:pPr>
       <w:rPr>
-        <w:rFonts w:ascii="Noto Sans Symbols" w:cs="Noto Sans Symbols" w:eastAsia="Noto Sans Symbols" w:hAnsi="Noto Sans Symbols"/>
+        <w:rFonts w:ascii="Noto Sans Symbols" w:eastAsia="Noto Sans Symbols" w:hAnsi="Noto Sans Symbols" w:cs="Noto Sans Symbols"/>
         <w:sz w:val="20"/>
         <w:szCs w:val="20"/>
       </w:rPr>
@@ -1724,7 +1668,7 @@
         <w:ind w:left="3600" w:hanging="360"/>
       </w:pPr>
       <w:rPr>
-        <w:rFonts w:ascii="Noto Sans Symbols" w:cs="Noto Sans Symbols" w:eastAsia="Noto Sans Symbols" w:hAnsi="Noto Sans Symbols"/>
+        <w:rFonts w:ascii="Noto Sans Symbols" w:eastAsia="Noto Sans Symbols" w:hAnsi="Noto Sans Symbols" w:cs="Noto Sans Symbols"/>
         <w:sz w:val="20"/>
         <w:szCs w:val="20"/>
       </w:rPr>
@@ -1738,7 +1682,7 @@
         <w:ind w:left="4320" w:hanging="360"/>
       </w:pPr>
       <w:rPr>
-        <w:rFonts w:ascii="Noto Sans Symbols" w:cs="Noto Sans Symbols" w:eastAsia="Noto Sans Symbols" w:hAnsi="Noto Sans Symbols"/>
+        <w:rFonts w:ascii="Noto Sans Symbols" w:eastAsia="Noto Sans Symbols" w:hAnsi="Noto Sans Symbols" w:cs="Noto Sans Symbols"/>
         <w:sz w:val="20"/>
         <w:szCs w:val="20"/>
       </w:rPr>
@@ -1752,7 +1696,7 @@
         <w:ind w:left="5040" w:hanging="360"/>
       </w:pPr>
       <w:rPr>
-        <w:rFonts w:ascii="Noto Sans Symbols" w:cs="Noto Sans Symbols" w:eastAsia="Noto Sans Symbols" w:hAnsi="Noto Sans Symbols"/>
+        <w:rFonts w:ascii="Noto Sans Symbols" w:eastAsia="Noto Sans Symbols" w:hAnsi="Noto Sans Symbols" w:cs="Noto Sans Symbols"/>
         <w:sz w:val="20"/>
         <w:szCs w:val="20"/>
       </w:rPr>
@@ -1766,7 +1710,7 @@
         <w:ind w:left="5760" w:hanging="360"/>
       </w:pPr>
       <w:rPr>
-        <w:rFonts w:ascii="Noto Sans Symbols" w:cs="Noto Sans Symbols" w:eastAsia="Noto Sans Symbols" w:hAnsi="Noto Sans Symbols"/>
+        <w:rFonts w:ascii="Noto Sans Symbols" w:eastAsia="Noto Sans Symbols" w:hAnsi="Noto Sans Symbols" w:cs="Noto Sans Symbols"/>
         <w:sz w:val="20"/>
         <w:szCs w:val="20"/>
       </w:rPr>
@@ -1780,64 +1724,436 @@
         <w:ind w:left="6480" w:hanging="360"/>
       </w:pPr>
       <w:rPr>
-        <w:rFonts w:ascii="Noto Sans Symbols" w:cs="Noto Sans Symbols" w:eastAsia="Noto Sans Symbols" w:hAnsi="Noto Sans Symbols"/>
+        <w:rFonts w:ascii="Noto Sans Symbols" w:eastAsia="Noto Sans Symbols" w:hAnsi="Noto Sans Symbols" w:cs="Noto Sans Symbols"/>
         <w:sz w:val="20"/>
         <w:szCs w:val="20"/>
       </w:rPr>
     </w:lvl>
   </w:abstractNum>
-  <w:num w:numId="1">
+  <w:num w:numId="1" w16cid:durableId="1772823181">
     <w:abstractNumId w:val="1"/>
   </w:num>
-  <w:num w:numId="2">
-    <w:abstractNumId w:val="2"/>
+  <w:num w:numId="2" w16cid:durableId="1665892076">
+    <w:abstractNumId w:val="0"/>
   </w:num>
 </w:numbering>
 </file>
 
 <file path=word/styles.xml><?xml version="1.0" encoding="utf-8"?>
-<w:styles xmlns:mc="http://schemas.openxmlformats.org/markup-compatibility/2006" xmlns:o="urn:schemas-microsoft-com:office:office" xmlns:r="http://schemas.openxmlformats.org/officeDocument/2006/relationships" xmlns:m="http://schemas.openxmlformats.org/officeDocument/2006/math" xmlns:v="urn:schemas-microsoft-com:vml" xmlns:wp="http://schemas.openxmlformats.org/drawingml/2006/wordprocessingDrawing" xmlns:w10="urn:schemas-microsoft-com:office:word" xmlns:w="http://schemas.openxmlformats.org/wordprocessingml/2006/main" xmlns:wne="http://schemas.microsoft.com/office/word/2006/wordml" xmlns:sl="http://schemas.openxmlformats.org/schemaLibrary/2006/main" xmlns:a="http://schemas.openxmlformats.org/drawingml/2006/main" xmlns:pic="http://schemas.openxmlformats.org/drawingml/2006/picture" xmlns:c="http://schemas.openxmlformats.org/drawingml/2006/chart" xmlns:lc="http://schemas.openxmlformats.org/drawingml/2006/lockedCanvas" xmlns:dgm="http://schemas.openxmlformats.org/drawingml/2006/diagram" xmlns:wps="http://schemas.microsoft.com/office/word/2010/wordprocessingShape" xmlns:wpg="http://schemas.microsoft.com/office/word/2010/wordprocessingGroup" xmlns:w14="http://schemas.microsoft.com/office/word/2010/wordml" xmlns:w15="http://schemas.microsoft.com/office/word/2012/wordml" xmlns:w16="http://schemas.microsoft.com/office/word/2018/wordml" xmlns:w16cex="http://schemas.microsoft.com/office/word/2018/wordml/cex" xmlns:w16cid="http://schemas.microsoft.com/office/word/2016/wordml/cid" xmlns="http://schemas.microsoft.com/office/tasks/2019/documenttasks" xmlns:cr="http://schemas.microsoft.com/office/comments/2020/reactions">
+<w:styles xmlns:mc="http://schemas.openxmlformats.org/markup-compatibility/2006" xmlns:r="http://schemas.openxmlformats.org/officeDocument/2006/relationships" xmlns:w="http://schemas.openxmlformats.org/wordprocessingml/2006/main" xmlns:w14="http://schemas.microsoft.com/office/word/2010/wordml" xmlns:w15="http://schemas.microsoft.com/office/word/2012/wordml" xmlns:w16cex="http://schemas.microsoft.com/office/word/2018/wordml/cex" xmlns:w16cid="http://schemas.microsoft.com/office/word/2016/wordml/cid" xmlns:w16="http://schemas.microsoft.com/office/word/2018/wordml" xmlns:w16du="http://schemas.microsoft.com/office/word/2023/wordml/word16du" xmlns:w16sdtdh="http://schemas.microsoft.com/office/word/2020/wordml/sdtdatahash" xmlns:w16sdtfl="http://schemas.microsoft.com/office/word/2024/wordml/sdtformatlock" xmlns:w16se="http://schemas.microsoft.com/office/word/2015/wordml/symex" mc:Ignorable="w14 w15 w16se w16cid w16 w16cex w16sdtdh w16sdtfl w16du">
   <w:docDefaults>
     <w:rPrDefault>
       <w:rPr>
-        <w:rFonts w:ascii="Aptos" w:cs="Aptos" w:eastAsia="Aptos" w:hAnsi="Aptos"/>
+        <w:rFonts w:ascii="Aptos" w:eastAsia="Aptos" w:hAnsi="Aptos" w:cs="Aptos"/>
         <w:sz w:val="24"/>
         <w:szCs w:val="24"/>
-        <w:lang w:val="en"/>
+        <w:lang w:val="en" w:eastAsia="en-US" w:bidi="hi-IN"/>
       </w:rPr>
     </w:rPrDefault>
     <w:pPrDefault>
       <w:pPr>
-        <w:spacing w:after="160" w:line="278.00000000000006" w:lineRule="auto"/>
+        <w:spacing w:after="160" w:line="278" w:lineRule="auto"/>
       </w:pPr>
     </w:pPrDefault>
   </w:docDefaults>
-  <w:style w:type="table" w:styleId="TableNormal" w:default="1">
-    <w:name w:val="TableNormal"/>
-    <w:tblPr>
-      <w:tblCellMar>
-        <w:top w:w="100.0" w:type="dxa"/>
-        <w:left w:w="100.0" w:type="dxa"/>
-        <w:bottom w:w="100.0" w:type="dxa"/>
-        <w:right w:w="100.0" w:type="dxa"/>
-      </w:tblCellMar>
-    </w:tblPr>
-  </w:style>
-  <w:style w:type="paragraph" w:styleId="Normal" w:default="1">
-    <w:name w:val="normal"/>
+  <w:latentStyles w:defLockedState="0" w:defUIPriority="99" w:defSemiHidden="0" w:defUnhideWhenUsed="0" w:defQFormat="0" w:count="376">
+    <w:lsdException w:name="Normal" w:uiPriority="0" w:qFormat="1"/>
+    <w:lsdException w:name="heading 1" w:uiPriority="9" w:qFormat="1"/>
+    <w:lsdException w:name="heading 2" w:semiHidden="1" w:uiPriority="9" w:unhideWhenUsed="1" w:qFormat="1"/>
+    <w:lsdException w:name="heading 3" w:semiHidden="1" w:uiPriority="9" w:unhideWhenUsed="1" w:qFormat="1"/>
+    <w:lsdException w:name="heading 4" w:semiHidden="1" w:uiPriority="9" w:unhideWhenUsed="1" w:qFormat="1"/>
+    <w:lsdException w:name="heading 5" w:semiHidden="1" w:uiPriority="9" w:unhideWhenUsed="1" w:qFormat="1"/>
+    <w:lsdException w:name="heading 6" w:semiHidden="1" w:uiPriority="9" w:unhideWhenUsed="1" w:qFormat="1"/>
+    <w:lsdException w:name="heading 7" w:semiHidden="1" w:uiPriority="9" w:unhideWhenUsed="1" w:qFormat="1"/>
+    <w:lsdException w:name="heading 8" w:semiHidden="1" w:uiPriority="9" w:unhideWhenUsed="1" w:qFormat="1"/>
+    <w:lsdException w:name="heading 9" w:semiHidden="1" w:uiPriority="9" w:unhideWhenUsed="1" w:qFormat="1"/>
+    <w:lsdException w:name="index 1" w:semiHidden="1" w:unhideWhenUsed="1"/>
+    <w:lsdException w:name="index 2" w:semiHidden="1" w:unhideWhenUsed="1"/>
+    <w:lsdException w:name="index 3" w:semiHidden="1" w:unhideWhenUsed="1"/>
+    <w:lsdException w:name="index 4" w:semiHidden="1" w:unhideWhenUsed="1"/>
+    <w:lsdException w:name="index 5" w:semiHidden="1" w:unhideWhenUsed="1"/>
+    <w:lsdException w:name="index 6" w:semiHidden="1" w:unhideWhenUsed="1"/>
+    <w:lsdException w:name="index 7" w:semiHidden="1" w:unhideWhenUsed="1"/>
+    <w:lsdException w:name="index 8" w:semiHidden="1" w:unhideWhenUsed="1"/>
+    <w:lsdException w:name="index 9" w:semiHidden="1" w:unhideWhenUsed="1"/>
+    <w:lsdException w:name="toc 1" w:semiHidden="1" w:uiPriority="39" w:unhideWhenUsed="1"/>
+    <w:lsdException w:name="toc 2" w:semiHidden="1" w:uiPriority="39" w:unhideWhenUsed="1"/>
+    <w:lsdException w:name="toc 3" w:semiHidden="1" w:uiPriority="39" w:unhideWhenUsed="1"/>
+    <w:lsdException w:name="toc 4" w:semiHidden="1" w:uiPriority="39" w:unhideWhenUsed="1"/>
+    <w:lsdException w:name="toc 5" w:semiHidden="1" w:uiPriority="39" w:unhideWhenUsed="1"/>
+    <w:lsdException w:name="toc 6" w:semiHidden="1" w:uiPriority="39" w:unhideWhenUsed="1"/>
+    <w:lsdException w:name="toc 7" w:semiHidden="1" w:uiPriority="39" w:unhideWhenUsed="1"/>
+    <w:lsdException w:name="toc 8" w:semiHidden="1" w:uiPriority="39" w:unhideWhenUsed="1"/>
+    <w:lsdException w:name="toc 9" w:semiHidden="1" w:uiPriority="39" w:unhideWhenUsed="1"/>
+    <w:lsdException w:name="Normal Indent" w:semiHidden="1" w:unhideWhenUsed="1"/>
+    <w:lsdException w:name="footnote text" w:semiHidden="1" w:unhideWhenUsed="1"/>
+    <w:lsdException w:name="annotation text" w:semiHidden="1" w:unhideWhenUsed="1"/>
+    <w:lsdException w:name="header" w:semiHidden="1" w:unhideWhenUsed="1"/>
+    <w:lsdException w:name="footer" w:semiHidden="1" w:unhideWhenUsed="1"/>
+    <w:lsdException w:name="index heading" w:semiHidden="1" w:unhideWhenUsed="1"/>
+    <w:lsdException w:name="caption" w:semiHidden="1" w:uiPriority="35" w:unhideWhenUsed="1" w:qFormat="1"/>
+    <w:lsdException w:name="table of figures" w:semiHidden="1" w:unhideWhenUsed="1"/>
+    <w:lsdException w:name="envelope address" w:semiHidden="1" w:unhideWhenUsed="1"/>
+    <w:lsdException w:name="envelope return" w:semiHidden="1" w:unhideWhenUsed="1"/>
+    <w:lsdException w:name="footnote reference" w:semiHidden="1" w:unhideWhenUsed="1"/>
+    <w:lsdException w:name="annotation reference" w:semiHidden="1" w:unhideWhenUsed="1"/>
+    <w:lsdException w:name="line number" w:semiHidden="1" w:unhideWhenUsed="1"/>
+    <w:lsdException w:name="page number" w:semiHidden="1" w:unhideWhenUsed="1"/>
+    <w:lsdException w:name="endnote reference" w:semiHidden="1" w:unhideWhenUsed="1"/>
+    <w:lsdException w:name="endnote text" w:semiHidden="1" w:unhideWhenUsed="1"/>
+    <w:lsdException w:name="table of authorities" w:semiHidden="1" w:unhideWhenUsed="1"/>
+    <w:lsdException w:name="macro" w:semiHidden="1" w:unhideWhenUsed="1"/>
+    <w:lsdException w:name="toa heading" w:semiHidden="1" w:unhideWhenUsed="1"/>
+    <w:lsdException w:name="List" w:semiHidden="1" w:unhideWhenUsed="1"/>
+    <w:lsdException w:name="List Bullet" w:semiHidden="1" w:unhideWhenUsed="1"/>
+    <w:lsdException w:name="List Number" w:semiHidden="1" w:unhideWhenUsed="1"/>
+    <w:lsdException w:name="List 2" w:semiHidden="1" w:unhideWhenUsed="1"/>
+    <w:lsdException w:name="List 3" w:semiHidden="1" w:unhideWhenUsed="1"/>
+    <w:lsdException w:name="List 4" w:semiHidden="1" w:unhideWhenUsed="1"/>
+    <w:lsdException w:name="List 5" w:semiHidden="1" w:unhideWhenUsed="1"/>
+    <w:lsdException w:name="List Bullet 2" w:semiHidden="1" w:unhideWhenUsed="1"/>
+    <w:lsdException w:name="List Bullet 3" w:semiHidden="1" w:unhideWhenUsed="1"/>
+    <w:lsdException w:name="List Bullet 4" w:semiHidden="1" w:unhideWhenUsed="1"/>
+    <w:lsdException w:name="List Bullet 5" w:semiHidden="1" w:unhideWhenUsed="1"/>
+    <w:lsdException w:name="List Number 2" w:semiHidden="1" w:unhideWhenUsed="1"/>
+    <w:lsdException w:name="List Number 3" w:semiHidden="1" w:unhideWhenUsed="1"/>
+    <w:lsdException w:name="List Number 4" w:semiHidden="1" w:unhideWhenUsed="1"/>
+    <w:lsdException w:name="List Number 5" w:semiHidden="1" w:unhideWhenUsed="1"/>
+    <w:lsdException w:name="Title" w:uiPriority="10" w:qFormat="1"/>
+    <w:lsdException w:name="Closing" w:semiHidden="1" w:unhideWhenUsed="1"/>
+    <w:lsdException w:name="Signature" w:semiHidden="1" w:unhideWhenUsed="1"/>
+    <w:lsdException w:name="Default Paragraph Font" w:semiHidden="1" w:uiPriority="1" w:unhideWhenUsed="1"/>
+    <w:lsdException w:name="Body Text" w:semiHidden="1" w:unhideWhenUsed="1"/>
+    <w:lsdException w:name="Body Text Indent" w:semiHidden="1" w:unhideWhenUsed="1"/>
+    <w:lsdException w:name="List Continue" w:semiHidden="1" w:unhideWhenUsed="1"/>
+    <w:lsdException w:name="List Continue 2" w:semiHidden="1" w:unhideWhenUsed="1"/>
+    <w:lsdException w:name="List Continue 3" w:semiHidden="1" w:unhideWhenUsed="1"/>
+    <w:lsdException w:name="List Continue 4" w:semiHidden="1" w:unhideWhenUsed="1"/>
+    <w:lsdException w:name="List Continue 5" w:semiHidden="1" w:unhideWhenUsed="1"/>
+    <w:lsdException w:name="Message Header" w:semiHidden="1" w:unhideWhenUsed="1"/>
+    <w:lsdException w:name="Subtitle" w:uiPriority="11" w:qFormat="1"/>
+    <w:lsdException w:name="Salutation" w:semiHidden="1" w:unhideWhenUsed="1"/>
+    <w:lsdException w:name="Date" w:semiHidden="1" w:unhideWhenUsed="1"/>
+    <w:lsdException w:name="Body Text First Indent" w:semiHidden="1" w:unhideWhenUsed="1"/>
+    <w:lsdException w:name="Body Text First Indent 2" w:semiHidden="1" w:unhideWhenUsed="1"/>
+    <w:lsdException w:name="Note Heading" w:semiHidden="1" w:unhideWhenUsed="1"/>
+    <w:lsdException w:name="Body Text 2" w:semiHidden="1" w:unhideWhenUsed="1"/>
+    <w:lsdException w:name="Body Text 3" w:semiHidden="1" w:unhideWhenUsed="1"/>
+    <w:lsdException w:name="Body Text Indent 2" w:semiHidden="1" w:unhideWhenUsed="1"/>
+    <w:lsdException w:name="Body Text Indent 3" w:semiHidden="1" w:unhideWhenUsed="1"/>
+    <w:lsdException w:name="Block Text" w:semiHidden="1" w:unhideWhenUsed="1"/>
+    <w:lsdException w:name="Hyperlink" w:semiHidden="1" w:unhideWhenUsed="1"/>
+    <w:lsdException w:name="FollowedHyperlink" w:semiHidden="1" w:unhideWhenUsed="1"/>
+    <w:lsdException w:name="Strong" w:uiPriority="22" w:qFormat="1"/>
+    <w:lsdException w:name="Emphasis" w:uiPriority="20" w:qFormat="1"/>
+    <w:lsdException w:name="Document Map" w:semiHidden="1" w:unhideWhenUsed="1"/>
+    <w:lsdException w:name="Plain Text" w:semiHidden="1" w:unhideWhenUsed="1"/>
+    <w:lsdException w:name="E-mail Signature" w:semiHidden="1" w:unhideWhenUsed="1"/>
+    <w:lsdException w:name="HTML Top of Form" w:semiHidden="1" w:unhideWhenUsed="1"/>
+    <w:lsdException w:name="HTML Bottom of Form" w:semiHidden="1" w:unhideWhenUsed="1"/>
+    <w:lsdException w:name="Normal (Web)" w:semiHidden="1" w:unhideWhenUsed="1"/>
+    <w:lsdException w:name="HTML Acronym" w:semiHidden="1" w:unhideWhenUsed="1"/>
+    <w:lsdException w:name="HTML Address" w:semiHidden="1" w:unhideWhenUsed="1"/>
+    <w:lsdException w:name="HTML Cite" w:semiHidden="1" w:unhideWhenUsed="1"/>
+    <w:lsdException w:name="HTML Code" w:semiHidden="1" w:unhideWhenUsed="1"/>
+    <w:lsdException w:name="HTML Definition" w:semiHidden="1" w:unhideWhenUsed="1"/>
+    <w:lsdException w:name="HTML Keyboard" w:semiHidden="1" w:unhideWhenUsed="1"/>
+    <w:lsdException w:name="HTML Preformatted" w:semiHidden="1" w:unhideWhenUsed="1"/>
+    <w:lsdException w:name="HTML Sample" w:semiHidden="1" w:unhideWhenUsed="1"/>
+    <w:lsdException w:name="HTML Typewriter" w:semiHidden="1" w:unhideWhenUsed="1"/>
+    <w:lsdException w:name="HTML Variable" w:semiHidden="1" w:unhideWhenUsed="1"/>
+    <w:lsdException w:name="Normal Table" w:semiHidden="1" w:unhideWhenUsed="1"/>
+    <w:lsdException w:name="annotation subject" w:semiHidden="1" w:unhideWhenUsed="1"/>
+    <w:lsdException w:name="No List" w:semiHidden="1" w:unhideWhenUsed="1"/>
+    <w:lsdException w:name="Outline List 1" w:semiHidden="1" w:unhideWhenUsed="1"/>
+    <w:lsdException w:name="Outline List 2" w:semiHidden="1" w:unhideWhenUsed="1"/>
+    <w:lsdException w:name="Outline List 3" w:semiHidden="1" w:unhideWhenUsed="1"/>
+    <w:lsdException w:name="Table Simple 1" w:semiHidden="1" w:unhideWhenUsed="1"/>
+    <w:lsdException w:name="Table Simple 2" w:semiHidden="1" w:unhideWhenUsed="1"/>
+    <w:lsdException w:name="Table Simple 3" w:semiHidden="1" w:unhideWhenUsed="1"/>
+    <w:lsdException w:name="Table Classic 1" w:semiHidden="1" w:unhideWhenUsed="1"/>
+    <w:lsdException w:name="Table Classic 2" w:semiHidden="1" w:unhideWhenUsed="1"/>
+    <w:lsdException w:name="Table Classic 3" w:semiHidden="1" w:unhideWhenUsed="1"/>
+    <w:lsdException w:name="Table Classic 4" w:semiHidden="1" w:unhideWhenUsed="1"/>
+    <w:lsdException w:name="Table Colorful 1" w:semiHidden="1" w:unhideWhenUsed="1"/>
+    <w:lsdException w:name="Table Colorful 2" w:semiHidden="1" w:unhideWhenUsed="1"/>
+    <w:lsdException w:name="Table Colorful 3" w:semiHidden="1" w:unhideWhenUsed="1"/>
+    <w:lsdException w:name="Table Columns 1" w:semiHidden="1" w:unhideWhenUsed="1"/>
+    <w:lsdException w:name="Table Columns 2" w:semiHidden="1" w:unhideWhenUsed="1"/>
+    <w:lsdException w:name="Table Columns 3" w:semiHidden="1" w:unhideWhenUsed="1"/>
+    <w:lsdException w:name="Table Columns 4" w:semiHidden="1" w:unhideWhenUsed="1"/>
+    <w:lsdException w:name="Table Columns 5" w:semiHidden="1" w:unhideWhenUsed="1"/>
+    <w:lsdException w:name="Table Grid 1" w:semiHidden="1" w:unhideWhenUsed="1"/>
+    <w:lsdException w:name="Table Grid 2" w:semiHidden="1" w:unhideWhenUsed="1"/>
+    <w:lsdException w:name="Table Grid 3" w:semiHidden="1" w:unhideWhenUsed="1"/>
+    <w:lsdException w:name="Table Grid 4" w:semiHidden="1" w:unhideWhenUsed="1"/>
+    <w:lsdException w:name="Table Grid 5" w:semiHidden="1" w:unhideWhenUsed="1"/>
+    <w:lsdException w:name="Table Grid 6" w:semiHidden="1" w:unhideWhenUsed="1"/>
+    <w:lsdException w:name="Table Grid 7" w:semiHidden="1" w:unhideWhenUsed="1"/>
+    <w:lsdException w:name="Table Grid 8" w:semiHidden="1" w:unhideWhenUsed="1"/>
+    <w:lsdException w:name="Table List 1" w:semiHidden="1" w:unhideWhenUsed="1"/>
+    <w:lsdException w:name="Table List 2" w:semiHidden="1" w:unhideWhenUsed="1"/>
+    <w:lsdException w:name="Table List 3" w:semiHidden="1" w:unhideWhenUsed="1"/>
+    <w:lsdException w:name="Table List 4" w:semiHidden="1" w:unhideWhenUsed="1"/>
+    <w:lsdException w:name="Table List 5" w:semiHidden="1" w:unhideWhenUsed="1"/>
+    <w:lsdException w:name="Table List 6" w:semiHidden="1" w:unhideWhenUsed="1"/>
+    <w:lsdException w:name="Table List 7" w:semiHidden="1" w:unhideWhenUsed="1"/>
+    <w:lsdException w:name="Table List 8" w:semiHidden="1" w:unhideWhenUsed="1"/>
+    <w:lsdException w:name="Table 3D effects 1" w:semiHidden="1" w:unhideWhenUsed="1"/>
+    <w:lsdException w:name="Table 3D effects 2" w:semiHidden="1" w:unhideWhenUsed="1"/>
+    <w:lsdException w:name="Table 3D effects 3" w:semiHidden="1" w:unhideWhenUsed="1"/>
+    <w:lsdException w:name="Table Contemporary" w:semiHidden="1" w:unhideWhenUsed="1"/>
+    <w:lsdException w:name="Table Elegant" w:semiHidden="1" w:unhideWhenUsed="1"/>
+    <w:lsdException w:name="Table Professional" w:semiHidden="1" w:unhideWhenUsed="1"/>
+    <w:lsdException w:name="Table Subtle 1" w:semiHidden="1" w:unhideWhenUsed="1"/>
+    <w:lsdException w:name="Table Subtle 2" w:semiHidden="1" w:unhideWhenUsed="1"/>
+    <w:lsdException w:name="Table Web 1" w:semiHidden="1" w:unhideWhenUsed="1"/>
+    <w:lsdException w:name="Table Web 2" w:semiHidden="1" w:unhideWhenUsed="1"/>
+    <w:lsdException w:name="Table Web 3" w:semiHidden="1" w:unhideWhenUsed="1"/>
+    <w:lsdException w:name="Balloon Text" w:semiHidden="1" w:unhideWhenUsed="1"/>
+    <w:lsdException w:name="Table Grid" w:uiPriority="39"/>
+    <w:lsdException w:name="Table Theme" w:semiHidden="1" w:unhideWhenUsed="1"/>
+    <w:lsdException w:name="Placeholder Text" w:semiHidden="1"/>
+    <w:lsdException w:name="No Spacing" w:uiPriority="1" w:qFormat="1"/>
+    <w:lsdException w:name="Light Shading" w:uiPriority="60"/>
+    <w:lsdException w:name="Light List" w:uiPriority="61"/>
+    <w:lsdException w:name="Light Grid" w:uiPriority="62"/>
+    <w:lsdException w:name="Medium Shading 1" w:uiPriority="63"/>
+    <w:lsdException w:name="Medium Shading 2" w:uiPriority="64"/>
+    <w:lsdException w:name="Medium List 1" w:uiPriority="65"/>
+    <w:lsdException w:name="Medium List 2" w:uiPriority="66"/>
+    <w:lsdException w:name="Medium Grid 1" w:uiPriority="67"/>
+    <w:lsdException w:name="Medium Grid 2" w:uiPriority="68"/>
+    <w:lsdException w:name="Medium Grid 3" w:uiPriority="69"/>
+    <w:lsdException w:name="Dark List" w:uiPriority="70"/>
+    <w:lsdException w:name="Colorful Shading" w:uiPriority="71"/>
+    <w:lsdException w:name="Colorful List" w:uiPriority="72"/>
+    <w:lsdException w:name="Colorful Grid" w:uiPriority="73"/>
+    <w:lsdException w:name="Light Shading Accent 1" w:uiPriority="60"/>
+    <w:lsdException w:name="Light List Accent 1" w:uiPriority="61"/>
+    <w:lsdException w:name="Light Grid Accent 1" w:uiPriority="62"/>
+    <w:lsdException w:name="Medium Shading 1 Accent 1" w:uiPriority="63"/>
+    <w:lsdException w:name="Medium Shading 2 Accent 1" w:uiPriority="64"/>
+    <w:lsdException w:name="Medium List 1 Accent 1" w:uiPriority="65"/>
+    <w:lsdException w:name="Revision" w:semiHidden="1"/>
+    <w:lsdException w:name="List Paragraph" w:uiPriority="34" w:qFormat="1"/>
+    <w:lsdException w:name="Quote" w:uiPriority="29" w:qFormat="1"/>
+    <w:lsdException w:name="Intense Quote" w:uiPriority="30" w:qFormat="1"/>
+    <w:lsdException w:name="Medium List 2 Accent 1" w:uiPriority="66"/>
+    <w:lsdException w:name="Medium Grid 1 Accent 1" w:uiPriority="67"/>
+    <w:lsdException w:name="Medium Grid 2 Accent 1" w:uiPriority="68"/>
+    <w:lsdException w:name="Medium Grid 3 Accent 1" w:uiPriority="69"/>
+    <w:lsdException w:name="Dark List Accent 1" w:uiPriority="70"/>
+    <w:lsdException w:name="Colorful Shading Accent 1" w:uiPriority="71"/>
+    <w:lsdException w:name="Colorful List Accent 1" w:uiPriority="72"/>
+    <w:lsdException w:name="Colorful Grid Accent 1" w:uiPriority="73"/>
+    <w:lsdException w:name="Light Shading Accent 2" w:uiPriority="60"/>
+    <w:lsdException w:name="Light List Accent 2" w:uiPriority="61"/>
+    <w:lsdException w:name="Light Grid Accent 2" w:uiPriority="62"/>
+    <w:lsdException w:name="Medium Shading 1 Accent 2" w:uiPriority="63"/>
+    <w:lsdException w:name="Medium Shading 2 Accent 2" w:uiPriority="64"/>
+    <w:lsdException w:name="Medium List 1 Accent 2" w:uiPriority="65"/>
+    <w:lsdException w:name="Medium List 2 Accent 2" w:uiPriority="66"/>
+    <w:lsdException w:name="Medium Grid 1 Accent 2" w:uiPriority="67"/>
+    <w:lsdException w:name="Medium Grid 2 Accent 2" w:uiPriority="68"/>
+    <w:lsdException w:name="Medium Grid 3 Accent 2" w:uiPriority="69"/>
+    <w:lsdException w:name="Dark List Accent 2" w:uiPriority="70"/>
+    <w:lsdException w:name="Colorful Shading Accent 2" w:uiPriority="71"/>
+    <w:lsdException w:name="Colorful List Accent 2" w:uiPriority="72"/>
+    <w:lsdException w:name="Colorful Grid Accent 2" w:uiPriority="73"/>
+    <w:lsdException w:name="Light Shading Accent 3" w:uiPriority="60"/>
+    <w:lsdException w:name="Light List Accent 3" w:uiPriority="61"/>
+    <w:lsdException w:name="Light Grid Accent 3" w:uiPriority="62"/>
+    <w:lsdException w:name="Medium Shading 1 Accent 3" w:uiPriority="63"/>
+    <w:lsdException w:name="Medium Shading 2 Accent 3" w:uiPriority="64"/>
+    <w:lsdException w:name="Medium List 1 Accent 3" w:uiPriority="65"/>
+    <w:lsdException w:name="Medium List 2 Accent 3" w:uiPriority="66"/>
+    <w:lsdException w:name="Medium Grid 1 Accent 3" w:uiPriority="67"/>
+    <w:lsdException w:name="Medium Grid 2 Accent 3" w:uiPriority="68"/>
+    <w:lsdException w:name="Medium Grid 3 Accent 3" w:uiPriority="69"/>
+    <w:lsdException w:name="Dark List Accent 3" w:uiPriority="70"/>
+    <w:lsdException w:name="Colorful Shading Accent 3" w:uiPriority="71"/>
+    <w:lsdException w:name="Colorful List Accent 3" w:uiPriority="72"/>
+    <w:lsdException w:name="Colorful Grid Accent 3" w:uiPriority="73"/>
+    <w:lsdException w:name="Light Shading Accent 4" w:uiPriority="60"/>
+    <w:lsdException w:name="Light List Accent 4" w:uiPriority="61"/>
+    <w:lsdException w:name="Light Grid Accent 4" w:uiPriority="62"/>
+    <w:lsdException w:name="Medium Shading 1 Accent 4" w:uiPriority="63"/>
+    <w:lsdException w:name="Medium Shading 2 Accent 4" w:uiPriority="64"/>
+    <w:lsdException w:name="Medium List 1 Accent 4" w:uiPriority="65"/>
+    <w:lsdException w:name="Medium List 2 Accent 4" w:uiPriority="66"/>
+    <w:lsdException w:name="Medium Grid 1 Accent 4" w:uiPriority="67"/>
+    <w:lsdException w:name="Medium Grid 2 Accent 4" w:uiPriority="68"/>
+    <w:lsdException w:name="Medium Grid 3 Accent 4" w:uiPriority="69"/>
+    <w:lsdException w:name="Dark List Accent 4" w:uiPriority="70"/>
+    <w:lsdException w:name="Colorful Shading Accent 4" w:uiPriority="71"/>
+    <w:lsdException w:name="Colorful List Accent 4" w:uiPriority="72"/>
+    <w:lsdException w:name="Colorful Grid Accent 4" w:uiPriority="73"/>
+    <w:lsdException w:name="Light Shading Accent 5" w:uiPriority="60"/>
+    <w:lsdException w:name="Light List Accent 5" w:uiPriority="61"/>
+    <w:lsdException w:name="Light Grid Accent 5" w:uiPriority="62"/>
+    <w:lsdException w:name="Medium Shading 1 Accent 5" w:uiPriority="63"/>
+    <w:lsdException w:name="Medium Shading 2 Accent 5" w:uiPriority="64"/>
+    <w:lsdException w:name="Medium List 1 Accent 5" w:uiPriority="65"/>
+    <w:lsdException w:name="Medium List 2 Accent 5" w:uiPriority="66"/>
+    <w:lsdException w:name="Medium Grid 1 Accent 5" w:uiPriority="67"/>
+    <w:lsdException w:name="Medium Grid 2 Accent 5" w:uiPriority="68"/>
+    <w:lsdException w:name="Medium Grid 3 Accent 5" w:uiPriority="69"/>
+    <w:lsdException w:name="Dark List Accent 5" w:uiPriority="70"/>
+    <w:lsdException w:name="Colorful Shading Accent 5" w:uiPriority="71"/>
+    <w:lsdException w:name="Colorful List Accent 5" w:uiPriority="72"/>
+    <w:lsdException w:name="Colorful Grid Accent 5" w:uiPriority="73"/>
+    <w:lsdException w:name="Light Shading Accent 6" w:uiPriority="60"/>
+    <w:lsdException w:name="Light List Accent 6" w:uiPriority="61"/>
+    <w:lsdException w:name="Light Grid Accent 6" w:uiPriority="62"/>
+    <w:lsdException w:name="Medium Shading 1 Accent 6" w:uiPriority="63"/>
+    <w:lsdException w:name="Medium Shading 2 Accent 6" w:uiPriority="64"/>
+    <w:lsdException w:name="Medium List 1 Accent 6" w:uiPriority="65"/>
+    <w:lsdException w:name="Medium List 2 Accent 6" w:uiPriority="66"/>
+    <w:lsdException w:name="Medium Grid 1 Accent 6" w:uiPriority="67"/>
+    <w:lsdException w:name="Medium Grid 2 Accent 6" w:uiPriority="68"/>
+    <w:lsdException w:name="Medium Grid 3 Accent 6" w:uiPriority="69"/>
+    <w:lsdException w:name="Dark List Accent 6" w:uiPriority="70"/>
+    <w:lsdException w:name="Colorful Shading Accent 6" w:uiPriority="71"/>
+    <w:lsdException w:name="Colorful List Accent 6" w:uiPriority="72"/>
+    <w:lsdException w:name="Colorful Grid Accent 6" w:uiPriority="73"/>
+    <w:lsdException w:name="Subtle Emphasis" w:uiPriority="19" w:qFormat="1"/>
+    <w:lsdException w:name="Intense Emphasis" w:uiPriority="21" w:qFormat="1"/>
+    <w:lsdException w:name="Subtle Reference" w:uiPriority="31" w:qFormat="1"/>
+    <w:lsdException w:name="Intense Reference" w:uiPriority="32" w:qFormat="1"/>
+    <w:lsdException w:name="Book Title" w:uiPriority="33" w:qFormat="1"/>
+    <w:lsdException w:name="Bibliography" w:semiHidden="1" w:uiPriority="37" w:unhideWhenUsed="1"/>
+    <w:lsdException w:name="TOC Heading" w:semiHidden="1" w:uiPriority="39" w:unhideWhenUsed="1" w:qFormat="1"/>
+    <w:lsdException w:name="Plain Table 1" w:uiPriority="41"/>
+    <w:lsdException w:name="Plain Table 2" w:uiPriority="42"/>
+    <w:lsdException w:name="Plain Table 3" w:uiPriority="43"/>
+    <w:lsdException w:name="Plain Table 4" w:uiPriority="44"/>
+    <w:lsdException w:name="Plain Table 5" w:uiPriority="45"/>
+    <w:lsdException w:name="Grid Table Light" w:uiPriority="40"/>
+    <w:lsdException w:name="Grid Table 1 Light" w:uiPriority="46"/>
+    <w:lsdException w:name="Grid Table 2" w:uiPriority="47"/>
+    <w:lsdException w:name="Grid Table 3" w:uiPriority="48"/>
+    <w:lsdException w:name="Grid Table 4" w:uiPriority="49"/>
+    <w:lsdException w:name="Grid Table 5 Dark" w:uiPriority="50"/>
+    <w:lsdException w:name="Grid Table 6 Colorful" w:uiPriority="51"/>
+    <w:lsdException w:name="Grid Table 7 Colorful" w:uiPriority="52"/>
+    <w:lsdException w:name="Grid Table 1 Light Accent 1" w:uiPriority="46"/>
+    <w:lsdException w:name="Grid Table 2 Accent 1" w:uiPriority="47"/>
+    <w:lsdException w:name="Grid Table 3 Accent 1" w:uiPriority="48"/>
+    <w:lsdException w:name="Grid Table 4 Accent 1" w:uiPriority="49"/>
+    <w:lsdException w:name="Grid Table 5 Dark Accent 1" w:uiPriority="50"/>
+    <w:lsdException w:name="Grid Table 6 Colorful Accent 1" w:uiPriority="51"/>
+    <w:lsdException w:name="Grid Table 7 Colorful Accent 1" w:uiPriority="52"/>
+    <w:lsdException w:name="Grid Table 1 Light Accent 2" w:uiPriority="46"/>
+    <w:lsdException w:name="Grid Table 2 Accent 2" w:uiPriority="47"/>
+    <w:lsdException w:name="Grid Table 3 Accent 2" w:uiPriority="48"/>
+    <w:lsdException w:name="Grid Table 4 Accent 2" w:uiPriority="49"/>
+    <w:lsdException w:name="Grid Table 5 Dark Accent 2" w:uiPriority="50"/>
+    <w:lsdException w:name="Grid Table 6 Colorful Accent 2" w:uiPriority="51"/>
+    <w:lsdException w:name="Grid Table 7 Colorful Accent 2" w:uiPriority="52"/>
+    <w:lsdException w:name="Grid Table 1 Light Accent 3" w:uiPriority="46"/>
+    <w:lsdException w:name="Grid Table 2 Accent 3" w:uiPriority="47"/>
+    <w:lsdException w:name="Grid Table 3 Accent 3" w:uiPriority="48"/>
+    <w:lsdException w:name="Grid Table 4 Accent 3" w:uiPriority="49"/>
+    <w:lsdException w:name="Grid Table 5 Dark Accent 3" w:uiPriority="50"/>
+    <w:lsdException w:name="Grid Table 6 Colorful Accent 3" w:uiPriority="51"/>
+    <w:lsdException w:name="Grid Table 7 Colorful Accent 3" w:uiPriority="52"/>
+    <w:lsdException w:name="Grid Table 1 Light Accent 4" w:uiPriority="46"/>
+    <w:lsdException w:name="Grid Table 2 Accent 4" w:uiPriority="47"/>
+    <w:lsdException w:name="Grid Table 3 Accent 4" w:uiPriority="48"/>
+    <w:lsdException w:name="Grid Table 4 Accent 4" w:uiPriority="49"/>
+    <w:lsdException w:name="Grid Table 5 Dark Accent 4" w:uiPriority="50"/>
+    <w:lsdException w:name="Grid Table 6 Colorful Accent 4" w:uiPriority="51"/>
+    <w:lsdException w:name="Grid Table 7 Colorful Accent 4" w:uiPriority="52"/>
+    <w:lsdException w:name="Grid Table 1 Light Accent 5" w:uiPriority="46"/>
+    <w:lsdException w:name="Grid Table 2 Accent 5" w:uiPriority="47"/>
+    <w:lsdException w:name="Grid Table 3 Accent 5" w:uiPriority="48"/>
+    <w:lsdException w:name="Grid Table 4 Accent 5" w:uiPriority="49"/>
+    <w:lsdException w:name="Grid Table 5 Dark Accent 5" w:uiPriority="50"/>
+    <w:lsdException w:name="Grid Table 6 Colorful Accent 5" w:uiPriority="51"/>
+    <w:lsdException w:name="Grid Table 7 Colorful Accent 5" w:uiPriority="52"/>
+    <w:lsdException w:name="Grid Table 1 Light Accent 6" w:uiPriority="46"/>
+    <w:lsdException w:name="Grid Table 2 Accent 6" w:uiPriority="47"/>
+    <w:lsdException w:name="Grid Table 3 Accent 6" w:uiPriority="48"/>
+    <w:lsdException w:name="Grid Table 4 Accent 6" w:uiPriority="49"/>
+    <w:lsdException w:name="Grid Table 5 Dark Accent 6" w:uiPriority="50"/>
+    <w:lsdException w:name="Grid Table 6 Colorful Accent 6" w:uiPriority="51"/>
+    <w:lsdException w:name="Grid Table 7 Colorful Accent 6" w:uiPriority="52"/>
+    <w:lsdException w:name="List Table 1 Light" w:uiPriority="46"/>
+    <w:lsdException w:name="List Table 2" w:uiPriority="47"/>
+    <w:lsdException w:name="List Table 3" w:uiPriority="48"/>
+    <w:lsdException w:name="List Table 4" w:uiPriority="49"/>
+    <w:lsdException w:name="List Table 5 Dark" w:uiPriority="50"/>
+    <w:lsdException w:name="List Table 6 Colorful" w:uiPriority="51"/>
+    <w:lsdException w:name="List Table 7 Colorful" w:uiPriority="52"/>
+    <w:lsdException w:name="List Table 1 Light Accent 1" w:uiPriority="46"/>
+    <w:lsdException w:name="List Table 2 Accent 1" w:uiPriority="47"/>
+    <w:lsdException w:name="List Table 3 Accent 1" w:uiPriority="48"/>
+    <w:lsdException w:name="List Table 4 Accent 1" w:uiPriority="49"/>
+    <w:lsdException w:name="List Table 5 Dark Accent 1" w:uiPriority="50"/>
+    <w:lsdException w:name="List Table 6 Colorful Accent 1" w:uiPriority="51"/>
+    <w:lsdException w:name="List Table 7 Colorful Accent 1" w:uiPriority="52"/>
+    <w:lsdException w:name="List Table 1 Light Accent 2" w:uiPriority="46"/>
+    <w:lsdException w:name="List Table 2 Accent 2" w:uiPriority="47"/>
+    <w:lsdException w:name="List Table 3 Accent 2" w:uiPriority="48"/>
+    <w:lsdException w:name="List Table 4 Accent 2" w:uiPriority="49"/>
+    <w:lsdException w:name="List Table 5 Dark Accent 2" w:uiPriority="50"/>
+    <w:lsdException w:name="List Table 6 Colorful Accent 2" w:uiPriority="51"/>
+    <w:lsdException w:name="List Table 7 Colorful Accent 2" w:uiPriority="52"/>
+    <w:lsdException w:name="List Table 1 Light Accent 3" w:uiPriority="46"/>
+    <w:lsdException w:name="List Table 2 Accent 3" w:uiPriority="47"/>
+    <w:lsdException w:name="List Table 3 Accent 3" w:uiPriority="48"/>
+    <w:lsdException w:name="List Table 4 Accent 3" w:uiPriority="49"/>
+    <w:lsdException w:name="List Table 5 Dark Accent 3" w:uiPriority="50"/>
+    <w:lsdException w:name="List Table 6 Colorful Accent 3" w:uiPriority="51"/>
+    <w:lsdException w:name="List Table 7 Colorful Accent 3" w:uiPriority="52"/>
+    <w:lsdException w:name="List Table 1 Light Accent 4" w:uiPriority="46"/>
+    <w:lsdException w:name="List Table 2 Accent 4" w:uiPriority="47"/>
+    <w:lsdException w:name="List Table 3 Accent 4" w:uiPriority="48"/>
+    <w:lsdException w:name="List Table 4 Accent 4" w:uiPriority="49"/>
+    <w:lsdException w:name="List Table 5 Dark Accent 4" w:uiPriority="50"/>
+    <w:lsdException w:name="List Table 6 Colorful Accent 4" w:uiPriority="51"/>
+    <w:lsdException w:name="List Table 7 Colorful Accent 4" w:uiPriority="52"/>
+    <w:lsdException w:name="List Table 1 Light Accent 5" w:uiPriority="46"/>
+    <w:lsdException w:name="List Table 2 Accent 5" w:uiPriority="47"/>
+    <w:lsdException w:name="List Table 3 Accent 5" w:uiPriority="48"/>
+    <w:lsdException w:name="List Table 4 Accent 5" w:uiPriority="49"/>
+    <w:lsdException w:name="List Table 5 Dark Accent 5" w:uiPriority="50"/>
+    <w:lsdException w:name="List Table 6 Colorful Accent 5" w:uiPriority="51"/>
+    <w:lsdException w:name="List Table 7 Colorful Accent 5" w:uiPriority="52"/>
+    <w:lsdException w:name="List Table 1 Light Accent 6" w:uiPriority="46"/>
+    <w:lsdException w:name="List Table 2 Accent 6" w:uiPriority="47"/>
+    <w:lsdException w:name="List Table 3 Accent 6" w:uiPriority="48"/>
+    <w:lsdException w:name="List Table 4 Accent 6" w:uiPriority="49"/>
+    <w:lsdException w:name="List Table 5 Dark Accent 6" w:uiPriority="50"/>
+    <w:lsdException w:name="List Table 6 Colorful Accent 6" w:uiPriority="51"/>
+    <w:lsdException w:name="List Table 7 Colorful Accent 6" w:uiPriority="52"/>
+    <w:lsdException w:name="Mention" w:semiHidden="1" w:unhideWhenUsed="1"/>
+    <w:lsdException w:name="Smart Hyperlink" w:semiHidden="1" w:unhideWhenUsed="1"/>
+    <w:lsdException w:name="Hashtag" w:semiHidden="1" w:unhideWhenUsed="1"/>
+    <w:lsdException w:name="Unresolved Mention" w:semiHidden="1" w:unhideWhenUsed="1"/>
+    <w:lsdException w:name="Smart Link" w:semiHidden="1" w:unhideWhenUsed="1"/>
+  </w:latentStyles>
+  <w:style w:type="paragraph" w:default="1" w:styleId="Normal">
+    <w:name w:val="Normal"/>
+    <w:qFormat/>
   </w:style>
   <w:style w:type="paragraph" w:styleId="Heading1">
     <w:name w:val="heading 1"/>
     <w:basedOn w:val="Normal"/>
     <w:next w:val="Normal"/>
+    <w:link w:val="Heading1Char"/>
+    <w:uiPriority w:val="9"/>
+    <w:qFormat/>
     <w:pPr>
-      <w:keepNext w:val="1"/>
-      <w:keepLines w:val="1"/>
-      <w:spacing w:after="80" w:before="360" w:lineRule="auto"/>
+      <w:keepNext/>
+      <w:keepLines/>
+      <w:spacing w:before="360" w:after="80"/>
+      <w:outlineLvl w:val="0"/>
     </w:pPr>
     <w:rPr>
-      <w:rFonts w:ascii="Play" w:cs="Play" w:eastAsia="Play" w:hAnsi="Play"/>
-      <w:color w:val="0f4761"/>
+      <w:rFonts w:ascii="Play" w:eastAsia="Play" w:hAnsi="Play" w:cs="Play"/>
+      <w:color w:val="0F4761"/>
       <w:sz w:val="40"/>
       <w:szCs w:val="40"/>
     </w:rPr>
@@ -1846,14 +2162,20 @@
     <w:name w:val="heading 2"/>
     <w:basedOn w:val="Normal"/>
     <w:next w:val="Normal"/>
+    <w:link w:val="Heading2Char"/>
+    <w:uiPriority w:val="9"/>
+    <w:semiHidden/>
+    <w:unhideWhenUsed/>
+    <w:qFormat/>
     <w:pPr>
-      <w:keepNext w:val="1"/>
-      <w:keepLines w:val="1"/>
-      <w:spacing w:after="80" w:before="160" w:lineRule="auto"/>
+      <w:keepNext/>
+      <w:keepLines/>
+      <w:spacing w:before="160" w:after="80"/>
+      <w:outlineLvl w:val="1"/>
     </w:pPr>
     <w:rPr>
-      <w:rFonts w:ascii="Play" w:cs="Play" w:eastAsia="Play" w:hAnsi="Play"/>
-      <w:color w:val="0f4761"/>
+      <w:rFonts w:ascii="Play" w:eastAsia="Play" w:hAnsi="Play" w:cs="Play"/>
+      <w:color w:val="0F4761"/>
       <w:sz w:val="32"/>
       <w:szCs w:val="32"/>
     </w:rPr>
@@ -1862,13 +2184,19 @@
     <w:name w:val="heading 3"/>
     <w:basedOn w:val="Normal"/>
     <w:next w:val="Normal"/>
+    <w:link w:val="Heading3Char"/>
+    <w:uiPriority w:val="9"/>
+    <w:semiHidden/>
+    <w:unhideWhenUsed/>
+    <w:qFormat/>
     <w:pPr>
-      <w:keepNext w:val="1"/>
-      <w:keepLines w:val="1"/>
-      <w:spacing w:after="80" w:before="160" w:lineRule="auto"/>
+      <w:keepNext/>
+      <w:keepLines/>
+      <w:spacing w:before="160" w:after="80"/>
+      <w:outlineLvl w:val="2"/>
     </w:pPr>
     <w:rPr>
-      <w:color w:val="0f4761"/>
+      <w:color w:val="0F4761"/>
       <w:sz w:val="28"/>
       <w:szCs w:val="28"/>
     </w:rPr>
@@ -1877,56 +2205,61 @@
     <w:name w:val="heading 4"/>
     <w:basedOn w:val="Normal"/>
     <w:next w:val="Normal"/>
+    <w:link w:val="Heading4Char"/>
+    <w:uiPriority w:val="9"/>
+    <w:semiHidden/>
+    <w:unhideWhenUsed/>
+    <w:qFormat/>
     <w:pPr>
-      <w:keepNext w:val="1"/>
-      <w:keepLines w:val="1"/>
-      <w:spacing w:after="40" w:before="80" w:lineRule="auto"/>
+      <w:keepNext/>
+      <w:keepLines/>
+      <w:spacing w:before="80" w:after="40"/>
+      <w:outlineLvl w:val="3"/>
     </w:pPr>
     <w:rPr>
-      <w:i w:val="1"/>
-      <w:iCs w:val="1"/>
-      <w:color w:val="0f4761"/>
+      <w:i/>
+      <w:iCs/>
+      <w:color w:val="0F4761"/>
     </w:rPr>
   </w:style>
   <w:style w:type="paragraph" w:styleId="Heading5">
     <w:name w:val="heading 5"/>
     <w:basedOn w:val="Normal"/>
     <w:next w:val="Normal"/>
+    <w:link w:val="Heading5Char"/>
+    <w:uiPriority w:val="9"/>
+    <w:semiHidden/>
+    <w:unhideWhenUsed/>
+    <w:qFormat/>
     <w:pPr>
-      <w:keepNext w:val="1"/>
-      <w:keepLines w:val="1"/>
-      <w:spacing w:after="40" w:before="80" w:lineRule="auto"/>
+      <w:keepNext/>
+      <w:keepLines/>
+      <w:spacing w:before="80" w:after="40"/>
+      <w:outlineLvl w:val="4"/>
     </w:pPr>
     <w:rPr>
-      <w:color w:val="0f4761"/>
+      <w:color w:val="0F4761"/>
     </w:rPr>
   </w:style>
   <w:style w:type="paragraph" w:styleId="Heading6">
     <w:name w:val="heading 6"/>
     <w:basedOn w:val="Normal"/>
     <w:next w:val="Normal"/>
+    <w:link w:val="Heading6Char"/>
+    <w:uiPriority w:val="9"/>
+    <w:semiHidden/>
+    <w:unhideWhenUsed/>
+    <w:qFormat/>
     <w:pPr>
-      <w:keepNext w:val="1"/>
-      <w:keepLines w:val="1"/>
-      <w:spacing w:after="0" w:before="40" w:lineRule="auto"/>
+      <w:keepNext/>
+      <w:keepLines/>
+      <w:spacing w:before="40" w:after="0"/>
+      <w:outlineLvl w:val="5"/>
     </w:pPr>
     <w:rPr>
-      <w:i w:val="1"/>
-      <w:iCs w:val="1"/>
+      <w:i/>
+      <w:iCs/>
       <w:color w:val="595959"/>
-    </w:rPr>
-  </w:style>
-  <w:style w:type="paragraph" w:styleId="Title">
-    <w:name w:val="Title"/>
-    <w:basedOn w:val="Normal"/>
-    <w:next w:val="Normal"/>
-    <w:pPr>
-      <w:spacing w:after="80" w:line="240" w:lineRule="auto"/>
-    </w:pPr>
-    <w:rPr>
-      <w:rFonts w:ascii="Play" w:cs="Play" w:eastAsia="Play" w:hAnsi="Play"/>
-      <w:sz w:val="56"/>
-      <w:szCs w:val="56"/>
     </w:rPr>
   </w:style>
   <w:style w:type="paragraph" w:styleId="Heading7">
@@ -1935,19 +2268,19 @@
     <w:next w:val="Normal"/>
     <w:link w:val="Heading7Char"/>
     <w:uiPriority w:val="9"/>
-    <w:semiHidden w:val="1"/>
-    <w:unhideWhenUsed w:val="1"/>
-    <w:qFormat w:val="1"/>
+    <w:semiHidden/>
+    <w:unhideWhenUsed/>
+    <w:qFormat/>
     <w:rsid w:val="008E4903"/>
     <w:pPr>
-      <w:keepNext w:val="1"/>
-      <w:keepLines w:val="1"/>
-      <w:spacing w:after="0" w:before="40"/>
+      <w:keepNext/>
+      <w:keepLines/>
+      <w:spacing w:before="40" w:after="0"/>
       <w:outlineLvl w:val="6"/>
     </w:pPr>
     <w:rPr>
-      <w:rFonts w:cstheme="majorBidi" w:eastAsiaTheme="majorEastAsia"/>
-      <w:color w:val="595959" w:themeColor="text1" w:themeTint="0000A6"/>
+      <w:rFonts w:eastAsiaTheme="majorEastAsia" w:cstheme="majorBidi"/>
+      <w:color w:val="595959" w:themeColor="text1" w:themeTint="A6"/>
     </w:rPr>
   </w:style>
   <w:style w:type="paragraph" w:styleId="Heading8">
@@ -1956,21 +2289,21 @@
     <w:next w:val="Normal"/>
     <w:link w:val="Heading8Char"/>
     <w:uiPriority w:val="9"/>
-    <w:semiHidden w:val="1"/>
-    <w:unhideWhenUsed w:val="1"/>
-    <w:qFormat w:val="1"/>
+    <w:semiHidden/>
+    <w:unhideWhenUsed/>
+    <w:qFormat/>
     <w:rsid w:val="008E4903"/>
     <w:pPr>
-      <w:keepNext w:val="1"/>
-      <w:keepLines w:val="1"/>
+      <w:keepNext/>
+      <w:keepLines/>
       <w:spacing w:after="0"/>
       <w:outlineLvl w:val="7"/>
     </w:pPr>
     <w:rPr>
-      <w:rFonts w:cstheme="majorBidi" w:eastAsiaTheme="majorEastAsia"/>
-      <w:i w:val="1"/>
-      <w:iCs w:val="1"/>
-      <w:color w:val="272727" w:themeColor="text1" w:themeTint="0000D8"/>
+      <w:rFonts w:eastAsiaTheme="majorEastAsia" w:cstheme="majorBidi"/>
+      <w:i/>
+      <w:iCs/>
+      <w:color w:val="272727" w:themeColor="text1" w:themeTint="D8"/>
     </w:rPr>
   </w:style>
   <w:style w:type="paragraph" w:styleId="Heading9">
@@ -1979,190 +2312,217 @@
     <w:next w:val="Normal"/>
     <w:link w:val="Heading9Char"/>
     <w:uiPriority w:val="9"/>
-    <w:semiHidden w:val="1"/>
-    <w:unhideWhenUsed w:val="1"/>
-    <w:qFormat w:val="1"/>
+    <w:semiHidden/>
+    <w:unhideWhenUsed/>
+    <w:qFormat/>
     <w:rsid w:val="008E4903"/>
     <w:pPr>
-      <w:keepNext w:val="1"/>
-      <w:keepLines w:val="1"/>
+      <w:keepNext/>
+      <w:keepLines/>
       <w:spacing w:after="0"/>
       <w:outlineLvl w:val="8"/>
     </w:pPr>
     <w:rPr>
-      <w:rFonts w:cstheme="majorBidi" w:eastAsiaTheme="majorEastAsia"/>
-      <w:color w:val="272727" w:themeColor="text1" w:themeTint="0000D8"/>
+      <w:rFonts w:eastAsiaTheme="majorEastAsia" w:cstheme="majorBidi"/>
+      <w:color w:val="272727" w:themeColor="text1" w:themeTint="D8"/>
     </w:rPr>
   </w:style>
-  <w:style w:type="character" w:styleId="DefaultParagraphFont" w:default="1">
+  <w:style w:type="character" w:default="1" w:styleId="DefaultParagraphFont">
     <w:name w:val="Default Paragraph Font"/>
     <w:uiPriority w:val="1"/>
-    <w:semiHidden w:val="1"/>
-    <w:unhideWhenUsed w:val="1"/>
-  </w:style>
-  <w:style w:type="table" w:styleId="TableNormal" w:default="1">
+    <w:semiHidden/>
+    <w:unhideWhenUsed/>
+  </w:style>
+  <w:style w:type="table" w:default="1" w:styleId="TableNormal">
     <w:name w:val="Normal Table"/>
     <w:uiPriority w:val="99"/>
-    <w:semiHidden w:val="1"/>
-    <w:unhideWhenUsed w:val="1"/>
+    <w:semiHidden/>
+    <w:unhideWhenUsed/>
     <w:tblPr>
-      <w:tblInd w:w="0.0" w:type="dxa"/>
+      <w:tblInd w:w="0" w:type="dxa"/>
       <w:tblCellMar>
-        <w:top w:w="0.0" w:type="dxa"/>
-        <w:left w:w="108.0" w:type="dxa"/>
-        <w:bottom w:w="0.0" w:type="dxa"/>
-        <w:right w:w="108.0" w:type="dxa"/>
+        <w:top w:w="0" w:type="dxa"/>
+        <w:left w:w="108" w:type="dxa"/>
+        <w:bottom w:w="0" w:type="dxa"/>
+        <w:right w:w="108" w:type="dxa"/>
       </w:tblCellMar>
     </w:tblPr>
   </w:style>
-  <w:style w:type="numbering" w:styleId="NoList" w:default="1">
+  <w:style w:type="numbering" w:default="1" w:styleId="NoList">
     <w:name w:val="No List"/>
     <w:uiPriority w:val="99"/>
-    <w:semiHidden w:val="1"/>
-    <w:unhideWhenUsed w:val="1"/>
-  </w:style>
-  <w:style w:type="character" w:styleId="Heading1Char" w:customStyle="1">
+    <w:semiHidden/>
+    <w:unhideWhenUsed/>
+  </w:style>
+  <w:style w:type="table" w:customStyle="1" w:styleId="TableNormal0">
+    <w:name w:val="TableNormal"/>
+    <w:tblPr>
+      <w:tblCellMar>
+        <w:top w:w="100" w:type="dxa"/>
+        <w:left w:w="100" w:type="dxa"/>
+        <w:bottom w:w="100" w:type="dxa"/>
+        <w:right w:w="100" w:type="dxa"/>
+      </w:tblCellMar>
+    </w:tblPr>
+  </w:style>
+  <w:style w:type="paragraph" w:styleId="Title">
+    <w:name w:val="Title"/>
+    <w:basedOn w:val="Normal"/>
+    <w:next w:val="Normal"/>
+    <w:link w:val="TitleChar"/>
+    <w:uiPriority w:val="10"/>
+    <w:qFormat/>
+    <w:pPr>
+      <w:spacing w:after="80" w:line="240" w:lineRule="auto"/>
+    </w:pPr>
+    <w:rPr>
+      <w:rFonts w:ascii="Play" w:eastAsia="Play" w:hAnsi="Play" w:cs="Play"/>
+      <w:sz w:val="56"/>
+      <w:szCs w:val="56"/>
+    </w:rPr>
+  </w:style>
+  <w:style w:type="character" w:customStyle="1" w:styleId="Heading1Char">
     <w:name w:val="Heading 1 Char"/>
     <w:basedOn w:val="DefaultParagraphFont"/>
     <w:link w:val="Heading1"/>
     <w:uiPriority w:val="9"/>
     <w:rsid w:val="008E4903"/>
     <w:rPr>
-      <w:rFonts w:asciiTheme="majorHAnsi" w:cstheme="majorBidi" w:eastAsiaTheme="majorEastAsia" w:hAnsiTheme="majorHAnsi"/>
-      <w:color w:val="0f4761" w:themeColor="accent1" w:themeShade="0000BF"/>
+      <w:rFonts w:asciiTheme="majorHAnsi" w:eastAsiaTheme="majorEastAsia" w:hAnsiTheme="majorHAnsi" w:cstheme="majorBidi"/>
+      <w:color w:val="0F4761" w:themeColor="accent1" w:themeShade="BF"/>
       <w:sz w:val="40"/>
       <w:szCs w:val="36"/>
     </w:rPr>
   </w:style>
-  <w:style w:type="character" w:styleId="Heading2Char" w:customStyle="1">
+  <w:style w:type="character" w:customStyle="1" w:styleId="Heading2Char">
     <w:name w:val="Heading 2 Char"/>
     <w:basedOn w:val="DefaultParagraphFont"/>
     <w:link w:val="Heading2"/>
     <w:uiPriority w:val="9"/>
-    <w:semiHidden w:val="1"/>
+    <w:semiHidden/>
     <w:rsid w:val="008E4903"/>
     <w:rPr>
-      <w:rFonts w:asciiTheme="majorHAnsi" w:cstheme="majorBidi" w:eastAsiaTheme="majorEastAsia" w:hAnsiTheme="majorHAnsi"/>
-      <w:color w:val="0f4761" w:themeColor="accent1" w:themeShade="0000BF"/>
+      <w:rFonts w:asciiTheme="majorHAnsi" w:eastAsiaTheme="majorEastAsia" w:hAnsiTheme="majorHAnsi" w:cstheme="majorBidi"/>
+      <w:color w:val="0F4761" w:themeColor="accent1" w:themeShade="BF"/>
       <w:sz w:val="32"/>
       <w:szCs w:val="29"/>
     </w:rPr>
   </w:style>
-  <w:style w:type="character" w:styleId="Heading3Char" w:customStyle="1">
+  <w:style w:type="character" w:customStyle="1" w:styleId="Heading3Char">
     <w:name w:val="Heading 3 Char"/>
     <w:basedOn w:val="DefaultParagraphFont"/>
     <w:link w:val="Heading3"/>
     <w:uiPriority w:val="9"/>
-    <w:semiHidden w:val="1"/>
+    <w:semiHidden/>
     <w:rsid w:val="008E4903"/>
     <w:rPr>
-      <w:rFonts w:cstheme="majorBidi" w:eastAsiaTheme="majorEastAsia"/>
-      <w:color w:val="0f4761" w:themeColor="accent1" w:themeShade="0000BF"/>
+      <w:rFonts w:eastAsiaTheme="majorEastAsia" w:cstheme="majorBidi"/>
+      <w:color w:val="0F4761" w:themeColor="accent1" w:themeShade="BF"/>
       <w:sz w:val="28"/>
       <w:szCs w:val="25"/>
     </w:rPr>
   </w:style>
-  <w:style w:type="character" w:styleId="Heading4Char" w:customStyle="1">
+  <w:style w:type="character" w:customStyle="1" w:styleId="Heading4Char">
     <w:name w:val="Heading 4 Char"/>
     <w:basedOn w:val="DefaultParagraphFont"/>
     <w:link w:val="Heading4"/>
     <w:uiPriority w:val="9"/>
-    <w:semiHidden w:val="1"/>
+    <w:semiHidden/>
     <w:rsid w:val="008E4903"/>
     <w:rPr>
-      <w:rFonts w:cstheme="majorBidi" w:eastAsiaTheme="majorEastAsia"/>
-      <w:i w:val="1"/>
-      <w:iCs w:val="1"/>
-      <w:color w:val="0f4761" w:themeColor="accent1" w:themeShade="0000BF"/>
+      <w:rFonts w:eastAsiaTheme="majorEastAsia" w:cstheme="majorBidi"/>
+      <w:i/>
+      <w:iCs/>
+      <w:color w:val="0F4761" w:themeColor="accent1" w:themeShade="BF"/>
     </w:rPr>
   </w:style>
-  <w:style w:type="character" w:styleId="Heading5Char" w:customStyle="1">
+  <w:style w:type="character" w:customStyle="1" w:styleId="Heading5Char">
     <w:name w:val="Heading 5 Char"/>
     <w:basedOn w:val="DefaultParagraphFont"/>
     <w:link w:val="Heading5"/>
     <w:uiPriority w:val="9"/>
-    <w:semiHidden w:val="1"/>
+    <w:semiHidden/>
     <w:rsid w:val="008E4903"/>
     <w:rPr>
-      <w:rFonts w:cstheme="majorBidi" w:eastAsiaTheme="majorEastAsia"/>
-      <w:color w:val="0f4761" w:themeColor="accent1" w:themeShade="0000BF"/>
+      <w:rFonts w:eastAsiaTheme="majorEastAsia" w:cstheme="majorBidi"/>
+      <w:color w:val="0F4761" w:themeColor="accent1" w:themeShade="BF"/>
     </w:rPr>
   </w:style>
-  <w:style w:type="character" w:styleId="Heading6Char" w:customStyle="1">
+  <w:style w:type="character" w:customStyle="1" w:styleId="Heading6Char">
     <w:name w:val="Heading 6 Char"/>
     <w:basedOn w:val="DefaultParagraphFont"/>
     <w:link w:val="Heading6"/>
     <w:uiPriority w:val="9"/>
-    <w:semiHidden w:val="1"/>
+    <w:semiHidden/>
     <w:rsid w:val="008E4903"/>
     <w:rPr>
-      <w:rFonts w:cstheme="majorBidi" w:eastAsiaTheme="majorEastAsia"/>
-      <w:i w:val="1"/>
-      <w:iCs w:val="1"/>
-      <w:color w:val="595959" w:themeColor="text1" w:themeTint="0000A6"/>
+      <w:rFonts w:eastAsiaTheme="majorEastAsia" w:cstheme="majorBidi"/>
+      <w:i/>
+      <w:iCs/>
+      <w:color w:val="595959" w:themeColor="text1" w:themeTint="A6"/>
     </w:rPr>
   </w:style>
-  <w:style w:type="character" w:styleId="Heading7Char" w:customStyle="1">
+  <w:style w:type="character" w:customStyle="1" w:styleId="Heading7Char">
     <w:name w:val="Heading 7 Char"/>
     <w:basedOn w:val="DefaultParagraphFont"/>
     <w:link w:val="Heading7"/>
     <w:uiPriority w:val="9"/>
-    <w:semiHidden w:val="1"/>
+    <w:semiHidden/>
     <w:rsid w:val="008E4903"/>
     <w:rPr>
-      <w:rFonts w:cstheme="majorBidi" w:eastAsiaTheme="majorEastAsia"/>
-      <w:color w:val="595959" w:themeColor="text1" w:themeTint="0000A6"/>
+      <w:rFonts w:eastAsiaTheme="majorEastAsia" w:cstheme="majorBidi"/>
+      <w:color w:val="595959" w:themeColor="text1" w:themeTint="A6"/>
     </w:rPr>
   </w:style>
-  <w:style w:type="character" w:styleId="Heading8Char" w:customStyle="1">
+  <w:style w:type="character" w:customStyle="1" w:styleId="Heading8Char">
     <w:name w:val="Heading 8 Char"/>
     <w:basedOn w:val="DefaultParagraphFont"/>
     <w:link w:val="Heading8"/>
     <w:uiPriority w:val="9"/>
-    <w:semiHidden w:val="1"/>
+    <w:semiHidden/>
     <w:rsid w:val="008E4903"/>
     <w:rPr>
-      <w:rFonts w:cstheme="majorBidi" w:eastAsiaTheme="majorEastAsia"/>
-      <w:i w:val="1"/>
-      <w:iCs w:val="1"/>
-      <w:color w:val="272727" w:themeColor="text1" w:themeTint="0000D8"/>
+      <w:rFonts w:eastAsiaTheme="majorEastAsia" w:cstheme="majorBidi"/>
+      <w:i/>
+      <w:iCs/>
+      <w:color w:val="272727" w:themeColor="text1" w:themeTint="D8"/>
     </w:rPr>
   </w:style>
-  <w:style w:type="character" w:styleId="Heading9Char" w:customStyle="1">
+  <w:style w:type="character" w:customStyle="1" w:styleId="Heading9Char">
     <w:name w:val="Heading 9 Char"/>
     <w:basedOn w:val="DefaultParagraphFont"/>
     <w:link w:val="Heading9"/>
     <w:uiPriority w:val="9"/>
-    <w:semiHidden w:val="1"/>
+    <w:semiHidden/>
     <w:rsid w:val="008E4903"/>
     <w:rPr>
-      <w:rFonts w:cstheme="majorBidi" w:eastAsiaTheme="majorEastAsia"/>
-      <w:color w:val="272727" w:themeColor="text1" w:themeTint="0000D8"/>
+      <w:rFonts w:eastAsiaTheme="majorEastAsia" w:cstheme="majorBidi"/>
+      <w:color w:val="272727" w:themeColor="text1" w:themeTint="D8"/>
     </w:rPr>
   </w:style>
-  <w:style w:type="character" w:styleId="TitleChar" w:customStyle="1">
+  <w:style w:type="character" w:customStyle="1" w:styleId="TitleChar">
     <w:name w:val="Title Char"/>
     <w:basedOn w:val="DefaultParagraphFont"/>
     <w:link w:val="Title"/>
     <w:uiPriority w:val="10"/>
     <w:rsid w:val="008E4903"/>
     <w:rPr>
-      <w:rFonts w:asciiTheme="majorHAnsi" w:cstheme="majorBidi" w:eastAsiaTheme="majorEastAsia" w:hAnsiTheme="majorHAnsi"/>
+      <w:rFonts w:asciiTheme="majorHAnsi" w:eastAsiaTheme="majorEastAsia" w:hAnsiTheme="majorHAnsi" w:cstheme="majorBidi"/>
       <w:spacing w:val="-10"/>
       <w:kern w:val="28"/>
       <w:sz w:val="56"/>
       <w:szCs w:val="50"/>
     </w:rPr>
   </w:style>
-  <w:style w:type="character" w:styleId="SubtitleChar" w:customStyle="1">
+  <w:style w:type="character" w:customStyle="1" w:styleId="SubtitleChar">
     <w:name w:val="Subtitle Char"/>
     <w:basedOn w:val="DefaultParagraphFont"/>
     <w:link w:val="Subtitle"/>
     <w:uiPriority w:val="11"/>
     <w:rsid w:val="008E4903"/>
     <w:rPr>
-      <w:rFonts w:cstheme="majorBidi" w:eastAsiaTheme="majorEastAsia"/>
-      <w:color w:val="595959" w:themeColor="text1" w:themeTint="0000A6"/>
+      <w:rFonts w:eastAsiaTheme="majorEastAsia" w:cstheme="majorBidi"/>
+      <w:color w:val="595959" w:themeColor="text1" w:themeTint="A6"/>
       <w:spacing w:val="15"/>
       <w:sz w:val="28"/>
       <w:szCs w:val="25"/>
@@ -2174,51 +2534,51 @@
     <w:next w:val="Normal"/>
     <w:link w:val="QuoteChar"/>
     <w:uiPriority w:val="29"/>
-    <w:qFormat w:val="1"/>
+    <w:qFormat/>
     <w:rsid w:val="008E4903"/>
     <w:pPr>
       <w:spacing w:before="160"/>
       <w:jc w:val="center"/>
     </w:pPr>
     <w:rPr>
-      <w:i w:val="1"/>
-      <w:iCs w:val="1"/>
-      <w:color w:val="404040" w:themeColor="text1" w:themeTint="0000BF"/>
+      <w:i/>
+      <w:iCs/>
+      <w:color w:val="404040" w:themeColor="text1" w:themeTint="BF"/>
     </w:rPr>
   </w:style>
-  <w:style w:type="character" w:styleId="QuoteChar" w:customStyle="1">
+  <w:style w:type="character" w:customStyle="1" w:styleId="QuoteChar">
     <w:name w:val="Quote Char"/>
     <w:basedOn w:val="DefaultParagraphFont"/>
     <w:link w:val="Quote"/>
     <w:uiPriority w:val="29"/>
     <w:rsid w:val="008E4903"/>
     <w:rPr>
-      <w:i w:val="1"/>
-      <w:iCs w:val="1"/>
-      <w:color w:val="404040" w:themeColor="text1" w:themeTint="0000BF"/>
+      <w:i/>
+      <w:iCs/>
+      <w:color w:val="404040" w:themeColor="text1" w:themeTint="BF"/>
     </w:rPr>
   </w:style>
   <w:style w:type="paragraph" w:styleId="ListParagraph">
     <w:name w:val="List Paragraph"/>
     <w:basedOn w:val="Normal"/>
     <w:uiPriority w:val="34"/>
-    <w:qFormat w:val="1"/>
+    <w:qFormat/>
     <w:rsid w:val="008E4903"/>
     <w:pPr>
       <w:ind w:left="720"/>
-      <w:contextualSpacing w:val="1"/>
+      <w:contextualSpacing/>
     </w:pPr>
   </w:style>
   <w:style w:type="character" w:styleId="IntenseEmphasis">
     <w:name w:val="Intense Emphasis"/>
     <w:basedOn w:val="DefaultParagraphFont"/>
     <w:uiPriority w:val="21"/>
-    <w:qFormat w:val="1"/>
+    <w:qFormat/>
     <w:rsid w:val="008E4903"/>
     <w:rPr>
-      <w:i w:val="1"/>
-      <w:iCs w:val="1"/>
-      <w:color w:val="0f4761" w:themeColor="accent1" w:themeShade="0000BF"/>
+      <w:i/>
+      <w:iCs/>
+      <w:color w:val="0F4761" w:themeColor="accent1" w:themeShade="BF"/>
     </w:rPr>
   </w:style>
   <w:style w:type="paragraph" w:styleId="IntenseQuote">
@@ -2227,46 +2587,46 @@
     <w:next w:val="Normal"/>
     <w:link w:val="IntenseQuoteChar"/>
     <w:uiPriority w:val="30"/>
-    <w:qFormat w:val="1"/>
+    <w:qFormat/>
     <w:rsid w:val="008E4903"/>
     <w:pPr>
       <w:pBdr>
-        <w:top w:color="0f4761" w:space="10" w:sz="4" w:themeColor="accent1" w:themeShade="0000BF" w:val="single"/>
-        <w:bottom w:color="0f4761" w:space="10" w:sz="4" w:themeColor="accent1" w:themeShade="0000BF" w:val="single"/>
+        <w:top w:val="single" w:sz="4" w:space="10" w:color="0F4761" w:themeColor="accent1" w:themeShade="BF"/>
+        <w:bottom w:val="single" w:sz="4" w:space="10" w:color="0F4761" w:themeColor="accent1" w:themeShade="BF"/>
       </w:pBdr>
-      <w:spacing w:after="360" w:before="360"/>
+      <w:spacing w:before="360" w:after="360"/>
       <w:ind w:left="864" w:right="864"/>
       <w:jc w:val="center"/>
     </w:pPr>
     <w:rPr>
-      <w:i w:val="1"/>
-      <w:iCs w:val="1"/>
-      <w:color w:val="0f4761" w:themeColor="accent1" w:themeShade="0000BF"/>
+      <w:i/>
+      <w:iCs/>
+      <w:color w:val="0F4761" w:themeColor="accent1" w:themeShade="BF"/>
     </w:rPr>
   </w:style>
-  <w:style w:type="character" w:styleId="IntenseQuoteChar" w:customStyle="1">
+  <w:style w:type="character" w:customStyle="1" w:styleId="IntenseQuoteChar">
     <w:name w:val="Intense Quote Char"/>
     <w:basedOn w:val="DefaultParagraphFont"/>
     <w:link w:val="IntenseQuote"/>
     <w:uiPriority w:val="30"/>
     <w:rsid w:val="008E4903"/>
     <w:rPr>
-      <w:i w:val="1"/>
-      <w:iCs w:val="1"/>
-      <w:color w:val="0f4761" w:themeColor="accent1" w:themeShade="0000BF"/>
+      <w:i/>
+      <w:iCs/>
+      <w:color w:val="0F4761" w:themeColor="accent1" w:themeShade="BF"/>
     </w:rPr>
   </w:style>
   <w:style w:type="character" w:styleId="IntenseReference">
     <w:name w:val="Intense Reference"/>
     <w:basedOn w:val="DefaultParagraphFont"/>
     <w:uiPriority w:val="32"/>
-    <w:qFormat w:val="1"/>
+    <w:qFormat/>
     <w:rsid w:val="008E4903"/>
     <w:rPr>
-      <w:b w:val="1"/>
-      <w:bCs w:val="1"/>
-      <w:smallCaps w:val="1"/>
-      <w:color w:val="0f4761" w:themeColor="accent1" w:themeShade="0000BF"/>
+      <w:b/>
+      <w:bCs/>
+      <w:smallCaps/>
+      <w:color w:val="0F4761" w:themeColor="accent1" w:themeShade="BF"/>
       <w:spacing w:val="5"/>
     </w:rPr>
   </w:style>
@@ -2274,7 +2634,7 @@
     <w:name w:val="Hyperlink"/>
     <w:basedOn w:val="DefaultParagraphFont"/>
     <w:uiPriority w:val="99"/>
-    <w:unhideWhenUsed w:val="1"/>
+    <w:unhideWhenUsed/>
     <w:rsid w:val="00B9637A"/>
     <w:rPr>
       <w:color w:val="467886" w:themeColor="hyperlink"/>
@@ -2285,19 +2645,21 @@
     <w:name w:val="Unresolved Mention"/>
     <w:basedOn w:val="DefaultParagraphFont"/>
     <w:uiPriority w:val="99"/>
-    <w:semiHidden w:val="1"/>
-    <w:unhideWhenUsed w:val="1"/>
+    <w:semiHidden/>
+    <w:unhideWhenUsed/>
     <w:rsid w:val="00B9637A"/>
     <w:rPr>
-      <w:color w:val="605e5c"/>
-      <w:shd w:color="auto" w:fill="e1dfdd" w:val="clear"/>
+      <w:color w:val="605E5C"/>
+      <w:shd w:val="clear" w:color="auto" w:fill="E1DFDD"/>
     </w:rPr>
   </w:style>
   <w:style w:type="paragraph" w:styleId="Subtitle">
     <w:name w:val="Subtitle"/>
     <w:basedOn w:val="Normal"/>
     <w:next w:val="Normal"/>
-    <w:pPr/>
+    <w:link w:val="SubtitleChar"/>
+    <w:uiPriority w:val="11"/>
+    <w:qFormat/>
     <w:rPr>
       <w:color w:val="595959"/>
       <w:sz w:val="28"/>
@@ -2622,17 +2984,17 @@
 </a:theme>
 </file>
 
-<file path=customXML/item1.xml><?xml version="1.0" encoding="utf-8"?>
+<file path=customXml/item1.xml><?xml version="1.0" encoding="utf-8"?>
 <go:gDocsCustomXmlDataStorage xmlns:go="http://customooxmlschemas.google.com/" xmlns:r="http://schemas.openxmlformats.org/officeDocument/2006/relationships" uri="GoogleDocsCustomDataVersion2">
   <go:docsCustomData xmlns:go="http://customooxmlschemas.google.com/" roundtripDataSignature="AMtx7mgkknepP8G+zLg2XZC2uszoa1n8Iw==">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</go:docsCustomData>
 </go:gDocsCustomXmlDataStorage>
 </file>
 
-<file path=customXML/itemProps1.xml><?xml version="1.0" encoding="utf-8"?>
+<file path=customXml/itemProps1.xml><?xml version="1.0" encoding="utf-8"?>
 <ds:datastoreItem xmlns:ds="http://schemas.openxmlformats.org/officeDocument/2006/customXml" ds:itemID="{11111111-1234-1234-1234-123412341234}">
   <ds:schemaRefs>
+    <ds:schemaRef ds:uri="http://customooxmlschemas.google.com/"/>
     <ds:schemaRef ds:uri="http://schemas.openxmlformats.org/officeDocument/2006/relationships"/>
-    <ds:schemaRef ds:uri="http://customooxmlschemas.google.com/"/>
   </ds:schemaRefs>
 </ds:datastoreItem>
 </file>